--- a/templets/year - Temp - Ar.docx
+++ b/templets/year - Temp - Ar.docx
@@ -29,13 +29,13 @@
         <mc:AlternateContent>
           <mc:Choice Requires="wps">
             <w:drawing>
-              <wp:anchor distT="0" distB="0" distL="114300" distR="114300" simplePos="0" relativeHeight="251659264" behindDoc="0" locked="0" layoutInCell="1" allowOverlap="1" wp14:anchorId="6AB004C9" wp14:editId="33DB7651">
+              <wp:anchor distT="0" distB="0" distL="114300" distR="114300" simplePos="0" relativeHeight="251659264" behindDoc="0" locked="0" layoutInCell="1" allowOverlap="1" wp14:anchorId="5F0150BB" wp14:editId="5082F9BD">
                 <wp:simplePos x="0" y="0"/>
                 <wp:positionH relativeFrom="column">
-                  <wp:posOffset>5228392</wp:posOffset>
+                  <wp:posOffset>665480</wp:posOffset>
                 </wp:positionH>
                 <wp:positionV relativeFrom="paragraph">
-                  <wp:posOffset>-850867</wp:posOffset>
+                  <wp:posOffset>-812165</wp:posOffset>
                 </wp:positionV>
                 <wp:extent cx="1076325" cy="1228725"/>
                 <wp:effectExtent l="0" t="0" r="28575" b="28575"/>
@@ -93,7 +93,7 @@
           </mc:Choice>
           <mc:Fallback>
             <w:pict>
-              <v:rect w14:anchorId="074BCC88" id="Rectangle 1" o:spid="_x0000_s1026" style="position:absolute;margin-left:411.7pt;margin-top:-67pt;width:84.75pt;height:96.75pt;z-index:251659264;visibility:visible;mso-wrap-style:square;mso-wrap-distance-left:9pt;mso-wrap-distance-top:0;mso-wrap-distance-right:9pt;mso-wrap-distance-bottom:0;mso-position-horizontal:absolute;mso-position-horizontal-relative:text;mso-position-vertical:absolute;mso-position-vertical-relative:text;v-text-anchor:middle" o:gfxdata="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" filled="f" strokecolor="black [3200]">
+              <v:rect w14:anchorId="37D15114" id="Rectangle 1" o:spid="_x0000_s1026" style="position:absolute;margin-left:52.4pt;margin-top:-63.95pt;width:84.75pt;height:96.75pt;z-index:251659264;visibility:visible;mso-wrap-style:square;mso-wrap-distance-left:9pt;mso-wrap-distance-top:0;mso-wrap-distance-right:9pt;mso-wrap-distance-bottom:0;mso-position-horizontal:absolute;mso-position-horizontal-relative:text;mso-position-vertical:absolute;mso-position-vertical-relative:text;v-text-anchor:middle" o:gfxdata="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" filled="f" strokecolor="black [3200]">
                 <v:stroke joinstyle="round"/>
               </v:rect>
             </w:pict>
@@ -155,6 +155,7 @@
           <w:bCs/>
           <w:sz w:val="24"/>
           <w:szCs w:val="24"/>
+          <w:u w:val="single"/>
           <w:rtl/>
           <w:lang w:bidi="ar-IQ"/>
         </w:rPr>
@@ -167,6 +168,7 @@
           <w:bCs/>
           <w:sz w:val="24"/>
           <w:szCs w:val="24"/>
+          <w:u w:val="single"/>
           <w:lang w:bidi="ar-IQ"/>
         </w:rPr>
         <w:t>Title</w:t>
@@ -178,6 +180,7 @@
           <w:bCs/>
           <w:sz w:val="24"/>
           <w:szCs w:val="24"/>
+          <w:u w:val="single"/>
           <w:rtl/>
           <w:lang w:bidi="ar-IQ"/>
         </w:rPr>
@@ -188,7 +191,7 @@
       <w:tblPr>
         <w:tblStyle w:val="TableGrid"/>
         <w:bidiVisual/>
-        <w:tblW w:w="0" w:type="auto"/>
+        <w:tblW w:w="10466" w:type="dxa"/>
         <w:tblBorders>
           <w:top w:val="none" w:sz="0" w:space="0" w:color="auto"/>
           <w:left w:val="none" w:sz="0" w:space="0" w:color="auto"/>
@@ -201,15 +204,16 @@
         <w:tblLook w:val="04A0" w:firstRow="1" w:lastRow="0" w:firstColumn="1" w:lastColumn="0" w:noHBand="0" w:noVBand="1"/>
       </w:tblPr>
       <w:tblGrid>
-        <w:gridCol w:w="3240"/>
-        <w:gridCol w:w="2997"/>
-        <w:gridCol w:w="2369"/>
+        <w:gridCol w:w="4265"/>
+        <w:gridCol w:w="1890"/>
+        <w:gridCol w:w="7"/>
+        <w:gridCol w:w="2444"/>
         <w:gridCol w:w="1860"/>
       </w:tblGrid>
       <w:tr>
         <w:tc>
           <w:tcPr>
-            <w:tcW w:w="6237" w:type="dxa"/>
+            <w:tcW w:w="6155" w:type="dxa"/>
             <w:gridSpan w:val="2"/>
           </w:tcPr>
           <w:p>
@@ -267,7 +271,8 @@
         </w:tc>
         <w:tc>
           <w:tcPr>
-            <w:tcW w:w="2369" w:type="dxa"/>
+            <w:tcW w:w="2451" w:type="dxa"/>
+            <w:gridSpan w:val="2"/>
           </w:tcPr>
           <w:p>
             <w:pPr>
@@ -303,7 +308,7 @@
       <w:tr>
         <w:tc>
           <w:tcPr>
-            <w:tcW w:w="6237" w:type="dxa"/>
+            <w:tcW w:w="6155" w:type="dxa"/>
             <w:gridSpan w:val="2"/>
           </w:tcPr>
           <w:p>
@@ -339,7 +344,132 @@
         </w:tc>
         <w:tc>
           <w:tcPr>
-            <w:tcW w:w="4229" w:type="dxa"/>
+            <w:tcW w:w="4311" w:type="dxa"/>
+            <w:gridSpan w:val="3"/>
+          </w:tcPr>
+          <w:p>
+            <w:pPr>
+              <w:keepNext/>
+              <w:spacing w:after="0" w:line="240" w:lineRule="auto"/>
+              <w:rPr>
+                <w:rFonts w:asciiTheme="minorBidi" w:hAnsiTheme="minorBidi" w:cstheme="minorBidi"/>
+                <w:sz w:val="24"/>
+                <w:szCs w:val="24"/>
+                <w:lang w:bidi="ar-IQ"/>
+              </w:rPr>
+            </w:pPr>
+            <w:r>
+              <w:rPr>
+                <w:rFonts w:asciiTheme="minorBidi" w:hAnsiTheme="minorBidi" w:cstheme="minorBidi" w:hint="cs"/>
+                <w:sz w:val="24"/>
+                <w:szCs w:val="24"/>
+                <w:rtl/>
+              </w:rPr>
+              <w:t>الجنسية</w:t>
+            </w:r>
+            <w:r>
+              <w:rPr>
+                <w:rFonts w:asciiTheme="minorBidi" w:hAnsiTheme="minorBidi" w:cstheme="minorBidi"/>
+                <w:sz w:val="24"/>
+                <w:szCs w:val="24"/>
+                <w:rtl/>
+              </w:rPr>
+              <w:t xml:space="preserve">: </w:t>
+            </w:r>
+            <w:r>
+              <w:rPr>
+                <w:rFonts w:asciiTheme="minorBidi" w:hAnsiTheme="minorBidi" w:cstheme="minorBidi"/>
+                <w:sz w:val="24"/>
+                <w:szCs w:val="24"/>
+                <w:rtl/>
+                <w:lang w:bidi="ar-IQ"/>
+              </w:rPr>
+              <w:t>{{</w:t>
+            </w:r>
+            <w:r>
+              <w:rPr>
+                <w:rFonts w:asciiTheme="minorBidi" w:hAnsiTheme="minorBidi" w:cstheme="minorBidi"/>
+                <w:sz w:val="24"/>
+                <w:szCs w:val="24"/>
+                <w:lang w:bidi="ar-IQ"/>
+              </w:rPr>
+              <w:t>Nationality</w:t>
+            </w:r>
+            <w:r>
+              <w:rPr>
+                <w:rFonts w:asciiTheme="minorBidi" w:hAnsiTheme="minorBidi" w:cstheme="minorBidi"/>
+                <w:sz w:val="24"/>
+                <w:szCs w:val="24"/>
+                <w:rtl/>
+                <w:lang w:bidi="ar-IQ"/>
+              </w:rPr>
+              <w:t>}}</w:t>
+            </w:r>
+          </w:p>
+        </w:tc>
+      </w:tr>
+      <w:tr>
+        <w:tc>
+          <w:tcPr>
+            <w:tcW w:w="6162" w:type="dxa"/>
+            <w:gridSpan w:val="3"/>
+          </w:tcPr>
+          <w:p>
+            <w:pPr>
+              <w:keepNext/>
+              <w:spacing w:after="0" w:line="240" w:lineRule="auto"/>
+              <w:rPr>
+                <w:rFonts w:asciiTheme="minorBidi" w:hAnsiTheme="minorBidi" w:cstheme="minorBidi"/>
+                <w:sz w:val="24"/>
+                <w:szCs w:val="24"/>
+                <w:lang w:bidi="ar-IQ"/>
+              </w:rPr>
+            </w:pPr>
+            <w:r>
+              <w:rPr>
+                <w:rFonts w:asciiTheme="minorBidi" w:hAnsiTheme="minorBidi" w:cstheme="minorBidi"/>
+                <w:sz w:val="24"/>
+                <w:szCs w:val="24"/>
+                <w:rtl/>
+              </w:rPr>
+              <w:t xml:space="preserve">سنة القبول: </w:t>
+            </w:r>
+            <w:r>
+              <w:rPr>
+                <w:rFonts w:asciiTheme="minorBidi" w:hAnsiTheme="minorBidi" w:cstheme="minorBidi"/>
+                <w:sz w:val="24"/>
+                <w:szCs w:val="24"/>
+                <w:rtl/>
+                <w:lang w:bidi="ar-IQ"/>
+              </w:rPr>
+              <w:t>{{</w:t>
+            </w:r>
+            <w:proofErr w:type="spellStart"/>
+            <w:r>
+              <w:rPr>
+                <w:rFonts w:asciiTheme="minorBidi" w:hAnsiTheme="minorBidi" w:cstheme="minorBidi"/>
+                <w:sz w:val="24"/>
+                <w:szCs w:val="24"/>
+                <w:lang w:bidi="ar-IQ"/>
+              </w:rPr>
+              <w:t>admission_year</w:t>
+            </w:r>
+            <w:proofErr w:type="spellEnd"/>
+            <w:r>
+              <w:rPr>
+                <w:rFonts w:asciiTheme="minorBidi" w:hAnsiTheme="minorBidi" w:cstheme="minorBidi"/>
+                <w:sz w:val="24"/>
+                <w:szCs w:val="24"/>
+                <w:rtl/>
+                <w:lang w:bidi="ar-IQ"/>
+              </w:rPr>
+              <w:t>}}</w:t>
+            </w:r>
+          </w:p>
+        </w:tc>
+        <w:tc>
+          <w:tcPr>
+            <w:tcW w:w="4304" w:type="dxa"/>
             <w:gridSpan w:val="2"/>
           </w:tcPr>
           <w:p>
@@ -360,7 +490,7 @@
                 <w:szCs w:val="24"/>
                 <w:rtl/>
               </w:rPr>
-              <w:t xml:space="preserve">الهوية: </w:t>
+              <w:t xml:space="preserve">القسم: </w:t>
             </w:r>
             <w:r>
               <w:rPr>
@@ -372,15 +502,17 @@
               </w:rPr>
               <w:t>{{</w:t>
             </w:r>
-            <w:r>
-              <w:rPr>
-                <w:rFonts w:asciiTheme="minorBidi" w:hAnsiTheme="minorBidi" w:cstheme="minorBidi"/>
-                <w:sz w:val="24"/>
-                <w:szCs w:val="24"/>
-                <w:lang w:bidi="ar-IQ"/>
-              </w:rPr>
-              <w:t>Nationality</w:t>
-            </w:r>
+            <w:proofErr w:type="spellStart"/>
+            <w:r>
+              <w:rPr>
+                <w:rFonts w:asciiTheme="minorBidi" w:hAnsiTheme="minorBidi" w:cstheme="minorBidi"/>
+                <w:sz w:val="24"/>
+                <w:szCs w:val="24"/>
+                <w:lang w:bidi="ar-IQ"/>
+              </w:rPr>
+              <w:t>department_id</w:t>
+            </w:r>
+            <w:proofErr w:type="spellEnd"/>
             <w:r>
               <w:rPr>
                 <w:rFonts w:asciiTheme="minorBidi" w:hAnsiTheme="minorBidi" w:cstheme="minorBidi"/>
@@ -397,66 +529,7 @@
       <w:tr>
         <w:tc>
           <w:tcPr>
-            <w:tcW w:w="3240" w:type="dxa"/>
-          </w:tcPr>
-          <w:p>
-            <w:pPr>
-              <w:keepNext/>
-              <w:spacing w:after="0" w:line="240" w:lineRule="auto"/>
-              <w:rPr>
-                <w:rFonts w:asciiTheme="minorBidi" w:hAnsiTheme="minorBidi" w:cstheme="minorBidi"/>
-                <w:b/>
-                <w:bCs/>
-                <w:sz w:val="24"/>
-                <w:szCs w:val="24"/>
-                <w:lang w:bidi="ar-IQ"/>
-              </w:rPr>
-            </w:pPr>
-            <w:r>
-              <w:rPr>
-                <w:rFonts w:asciiTheme="minorBidi" w:hAnsiTheme="minorBidi" w:cstheme="minorBidi"/>
-                <w:sz w:val="24"/>
-                <w:szCs w:val="24"/>
-                <w:rtl/>
-              </w:rPr>
-              <w:t xml:space="preserve">سنة القبول: </w:t>
-            </w:r>
-            <w:r>
-              <w:rPr>
-                <w:rFonts w:asciiTheme="minorBidi" w:hAnsiTheme="minorBidi" w:cstheme="minorBidi"/>
-                <w:sz w:val="24"/>
-                <w:szCs w:val="24"/>
-                <w:rtl/>
-                <w:lang w:bidi="ar-IQ"/>
-              </w:rPr>
-              <w:t>{{</w:t>
-            </w:r>
-            <w:proofErr w:type="spellStart"/>
-            <w:r>
-              <w:rPr>
-                <w:rFonts w:asciiTheme="minorBidi" w:hAnsiTheme="minorBidi" w:cstheme="minorBidi"/>
-                <w:sz w:val="24"/>
-                <w:szCs w:val="24"/>
-                <w:lang w:bidi="ar-IQ"/>
-              </w:rPr>
-              <w:t>admission_year</w:t>
-            </w:r>
-            <w:proofErr w:type="spellEnd"/>
-            <w:r>
-              <w:rPr>
-                <w:rFonts w:asciiTheme="minorBidi" w:hAnsiTheme="minorBidi" w:cstheme="minorBidi"/>
-                <w:sz w:val="24"/>
-                <w:szCs w:val="24"/>
-                <w:rtl/>
-                <w:lang w:bidi="ar-IQ"/>
-              </w:rPr>
-              <w:t>}}</w:t>
-            </w:r>
-          </w:p>
-        </w:tc>
-        <w:tc>
-          <w:tcPr>
-            <w:tcW w:w="5366" w:type="dxa"/>
+            <w:tcW w:w="6155" w:type="dxa"/>
             <w:gridSpan w:val="2"/>
           </w:tcPr>
           <w:p>
@@ -465,6 +538,8 @@
               <w:spacing w:after="0" w:line="240" w:lineRule="auto"/>
               <w:rPr>
                 <w:rFonts w:asciiTheme="minorBidi" w:hAnsiTheme="minorBidi" w:cstheme="minorBidi"/>
+                <w:b/>
+                <w:bCs/>
                 <w:sz w:val="24"/>
                 <w:szCs w:val="24"/>
                 <w:lang w:bidi="ar-IQ"/>
@@ -472,12 +547,12 @@
             </w:pPr>
             <w:r>
               <w:rPr>
-                <w:rFonts w:asciiTheme="minorBidi" w:hAnsiTheme="minorBidi" w:cstheme="minorBidi"/>
+                <w:rFonts w:asciiTheme="minorBidi" w:hAnsiTheme="minorBidi" w:cstheme="minorBidi" w:hint="cs"/>
                 <w:sz w:val="24"/>
                 <w:szCs w:val="24"/>
                 <w:rtl/>
               </w:rPr>
-              <w:t xml:space="preserve">القسم: </w:t>
+              <w:t>الشهادة</w:t>
             </w:r>
             <w:r>
               <w:rPr>
@@ -485,6 +560,171 @@
                 <w:sz w:val="24"/>
                 <w:szCs w:val="24"/>
                 <w:rtl/>
+              </w:rPr>
+              <w:t>: البكلوريوس في العلوم وتكنولوجيا المعلومات</w:t>
+            </w:r>
+          </w:p>
+        </w:tc>
+        <w:tc>
+          <w:tcPr>
+            <w:tcW w:w="4311" w:type="dxa"/>
+            <w:gridSpan w:val="3"/>
+          </w:tcPr>
+          <w:p>
+            <w:pPr>
+              <w:keepNext/>
+              <w:spacing w:after="0" w:line="240" w:lineRule="auto"/>
+              <w:rPr>
+                <w:rFonts w:asciiTheme="minorBidi" w:hAnsiTheme="minorBidi" w:cstheme="minorBidi"/>
+                <w:sz w:val="24"/>
+                <w:szCs w:val="24"/>
+                <w:lang w:bidi="ar-IQ"/>
+              </w:rPr>
+            </w:pPr>
+            <w:r>
+              <w:rPr>
+                <w:rFonts w:asciiTheme="minorBidi" w:hAnsiTheme="minorBidi" w:cstheme="minorBidi"/>
+                <w:sz w:val="24"/>
+                <w:szCs w:val="24"/>
+                <w:rtl/>
+              </w:rPr>
+              <w:t xml:space="preserve">الدراسة: </w:t>
+            </w:r>
+            <w:r>
+              <w:rPr>
+                <w:rFonts w:asciiTheme="minorBidi" w:hAnsiTheme="minorBidi" w:cstheme="minorBidi"/>
+                <w:sz w:val="24"/>
+                <w:szCs w:val="24"/>
+                <w:rtl/>
+                <w:lang w:bidi="ar-IQ"/>
+              </w:rPr>
+              <w:t xml:space="preserve"> {{</w:t>
+            </w:r>
+            <w:proofErr w:type="spellStart"/>
+            <w:r>
+              <w:rPr>
+                <w:rFonts w:asciiTheme="minorBidi" w:hAnsiTheme="minorBidi" w:cstheme="minorBidi"/>
+                <w:sz w:val="24"/>
+                <w:szCs w:val="24"/>
+                <w:lang w:bidi="ar-IQ"/>
+              </w:rPr>
+              <w:t>study_type</w:t>
+            </w:r>
+            <w:proofErr w:type="spellEnd"/>
+            <w:r>
+              <w:rPr>
+                <w:rFonts w:asciiTheme="minorBidi" w:hAnsiTheme="minorBidi" w:cstheme="minorBidi"/>
+                <w:sz w:val="24"/>
+                <w:szCs w:val="24"/>
+                <w:rtl/>
+                <w:lang w:bidi="ar-IQ"/>
+              </w:rPr>
+              <w:t>}}</w:t>
+            </w:r>
+          </w:p>
+        </w:tc>
+      </w:tr>
+      <w:tr>
+        <w:tc>
+          <w:tcPr>
+            <w:tcW w:w="4265" w:type="dxa"/>
+          </w:tcPr>
+          <w:p>
+            <w:pPr>
+              <w:keepNext/>
+              <w:spacing w:after="0" w:line="240" w:lineRule="auto"/>
+              <w:rPr>
+                <w:rFonts w:asciiTheme="minorBidi" w:hAnsiTheme="minorBidi" w:cstheme="minorBidi"/>
+                <w:b/>
+                <w:bCs/>
+                <w:sz w:val="24"/>
+                <w:szCs w:val="24"/>
+                <w:lang w:bidi="ar-IQ"/>
+              </w:rPr>
+            </w:pPr>
+            <w:r>
+              <w:rPr>
+                <w:rFonts w:asciiTheme="minorBidi" w:hAnsiTheme="minorBidi" w:cstheme="minorBidi"/>
+                <w:sz w:val="24"/>
+                <w:szCs w:val="24"/>
+                <w:rtl/>
+              </w:rPr>
+              <w:t>تاريخ التخرج:</w:t>
+            </w:r>
+            <w:r>
+              <w:rPr>
+                <w:rFonts w:asciiTheme="minorBidi" w:hAnsiTheme="minorBidi" w:cstheme="minorBidi"/>
+                <w:sz w:val="24"/>
+                <w:szCs w:val="24"/>
+                <w:rtl/>
+                <w:lang w:bidi="ar-IQ"/>
+              </w:rPr>
+              <w:t xml:space="preserve"> {{</w:t>
+            </w:r>
+            <w:proofErr w:type="spellStart"/>
+            <w:r>
+              <w:rPr>
+                <w:rFonts w:asciiTheme="minorBidi" w:hAnsiTheme="minorBidi" w:cstheme="minorBidi"/>
+                <w:sz w:val="24"/>
+                <w:szCs w:val="24"/>
+                <w:lang w:bidi="ar-IQ"/>
+              </w:rPr>
+              <w:t>graduation_date</w:t>
+            </w:r>
+            <w:proofErr w:type="spellEnd"/>
+            <w:r>
+              <w:rPr>
+                <w:rFonts w:asciiTheme="minorBidi" w:hAnsiTheme="minorBidi" w:cstheme="minorBidi"/>
+                <w:sz w:val="24"/>
+                <w:szCs w:val="24"/>
+                <w:rtl/>
+                <w:lang w:bidi="ar-IQ"/>
+              </w:rPr>
+              <w:t>}}</w:t>
+            </w:r>
+          </w:p>
+        </w:tc>
+        <w:tc>
+          <w:tcPr>
+            <w:tcW w:w="1890" w:type="dxa"/>
+          </w:tcPr>
+          <w:p>
+            <w:pPr>
+              <w:keepNext/>
+              <w:spacing w:after="0" w:line="240" w:lineRule="auto"/>
+              <w:rPr>
+                <w:rFonts w:asciiTheme="minorBidi" w:hAnsiTheme="minorBidi" w:cstheme="minorBidi"/>
+                <w:b/>
+                <w:bCs/>
+                <w:sz w:val="24"/>
+                <w:szCs w:val="24"/>
+                <w:lang w:bidi="ar-IQ"/>
+              </w:rPr>
+            </w:pPr>
+            <w:r>
+              <w:rPr>
+                <w:rFonts w:asciiTheme="minorBidi" w:hAnsiTheme="minorBidi" w:cstheme="minorBidi" w:hint="cs"/>
+                <w:sz w:val="24"/>
+                <w:szCs w:val="24"/>
+                <w:rtl/>
+              </w:rPr>
+              <w:t>الدور/</w:t>
+            </w:r>
+            <w:r>
+              <w:rPr>
+                <w:rFonts w:asciiTheme="minorBidi" w:hAnsiTheme="minorBidi" w:cstheme="minorBidi"/>
+                <w:sz w:val="24"/>
+                <w:szCs w:val="24"/>
+                <w:rtl/>
+              </w:rPr>
+              <w:t xml:space="preserve">الفصل: </w:t>
+            </w:r>
+            <w:r>
+              <w:rPr>
+                <w:rFonts w:asciiTheme="minorBidi" w:hAnsiTheme="minorBidi" w:cstheme="minorBidi"/>
+                <w:sz w:val="24"/>
+                <w:szCs w:val="24"/>
+                <w:rtl/>
                 <w:lang w:bidi="ar-IQ"/>
               </w:rPr>
               <w:t>{{</w:t>
@@ -497,9 +737,67 @@
                 <w:szCs w:val="24"/>
                 <w:lang w:bidi="ar-IQ"/>
               </w:rPr>
-              <w:t>department_id</w:t>
+              <w:t>graduation_semester</w:t>
             </w:r>
             <w:proofErr w:type="spellEnd"/>
+            <w:r>
+              <w:rPr>
+                <w:rFonts w:asciiTheme="minorBidi" w:hAnsiTheme="minorBidi" w:cstheme="minorBidi"/>
+                <w:sz w:val="24"/>
+                <w:szCs w:val="24"/>
+                <w:rtl/>
+                <w:lang w:bidi="ar-IQ"/>
+              </w:rPr>
+              <w:t>}}</w:t>
+            </w:r>
+          </w:p>
+        </w:tc>
+        <w:tc>
+          <w:tcPr>
+            <w:tcW w:w="2451" w:type="dxa"/>
+            <w:gridSpan w:val="2"/>
+          </w:tcPr>
+          <w:p>
+            <w:pPr>
+              <w:keepNext/>
+              <w:spacing w:after="0" w:line="240" w:lineRule="auto"/>
+              <w:rPr>
+                <w:rFonts w:asciiTheme="minorBidi" w:hAnsiTheme="minorBidi" w:cstheme="minorBidi"/>
+                <w:b/>
+                <w:bCs/>
+                <w:sz w:val="24"/>
+                <w:szCs w:val="24"/>
+                <w:lang w:bidi="ar-IQ"/>
+              </w:rPr>
+            </w:pPr>
+            <w:r>
+              <w:rPr>
+                <w:rFonts w:asciiTheme="minorBidi" w:hAnsiTheme="minorBidi" w:cstheme="minorBidi"/>
+                <w:sz w:val="24"/>
+                <w:szCs w:val="24"/>
+                <w:rtl/>
+              </w:rPr>
+              <w:t xml:space="preserve">المعدل: </w:t>
+            </w:r>
+            <w:r>
+              <w:rPr>
+                <w:rFonts w:asciiTheme="minorBidi" w:hAnsiTheme="minorBidi" w:cstheme="minorBidi"/>
+                <w:sz w:val="24"/>
+                <w:szCs w:val="24"/>
+                <w:rtl/>
+                <w:lang w:bidi="ar-IQ"/>
+              </w:rPr>
+              <w:t>{{</w:t>
+            </w:r>
+            <w:r>
+              <w:rPr>
+                <w:rFonts w:asciiTheme="minorBidi" w:hAnsiTheme="minorBidi" w:cstheme="minorBidi"/>
+                <w:sz w:val="24"/>
+                <w:szCs w:val="24"/>
+                <w:lang w:bidi="ar-IQ"/>
+              </w:rPr>
+              <w:t>average</w:t>
+            </w:r>
             <w:r>
               <w:rPr>
                 <w:rFonts w:asciiTheme="minorBidi" w:hAnsiTheme="minorBidi" w:cstheme="minorBidi"/>
@@ -527,289 +825,6 @@
                 <w:lang w:bidi="ar-IQ"/>
               </w:rPr>
             </w:pPr>
-          </w:p>
-        </w:tc>
-      </w:tr>
-      <w:tr>
-        <w:tc>
-          <w:tcPr>
-            <w:tcW w:w="6237" w:type="dxa"/>
-            <w:gridSpan w:val="2"/>
-          </w:tcPr>
-          <w:p>
-            <w:pPr>
-              <w:keepNext/>
-              <w:spacing w:after="0" w:line="240" w:lineRule="auto"/>
-              <w:rPr>
-                <w:rFonts w:asciiTheme="minorBidi" w:hAnsiTheme="minorBidi" w:cstheme="minorBidi"/>
-                <w:b/>
-                <w:bCs/>
-                <w:sz w:val="24"/>
-                <w:szCs w:val="24"/>
-                <w:lang w:bidi="ar-IQ"/>
-              </w:rPr>
-            </w:pPr>
-            <w:r>
-              <w:rPr>
-                <w:rFonts w:asciiTheme="minorBidi" w:hAnsiTheme="minorBidi" w:cstheme="minorBidi"/>
-                <w:sz w:val="24"/>
-                <w:szCs w:val="24"/>
-                <w:rtl/>
-              </w:rPr>
-              <w:t>الدرجة: البكلوريوس في العلوم وتكنولوجيا المعلومات</w:t>
-            </w:r>
-          </w:p>
-        </w:tc>
-        <w:tc>
-          <w:tcPr>
-            <w:tcW w:w="4229" w:type="dxa"/>
-            <w:gridSpan w:val="2"/>
-          </w:tcPr>
-          <w:p>
-            <w:pPr>
-              <w:keepNext/>
-              <w:spacing w:after="0" w:line="240" w:lineRule="auto"/>
-              <w:rPr>
-                <w:rFonts w:asciiTheme="minorBidi" w:hAnsiTheme="minorBidi" w:cstheme="minorBidi"/>
-                <w:sz w:val="24"/>
-                <w:szCs w:val="24"/>
-                <w:lang w:bidi="ar-IQ"/>
-              </w:rPr>
-            </w:pPr>
-            <w:r>
-              <w:rPr>
-                <w:rFonts w:asciiTheme="minorBidi" w:hAnsiTheme="minorBidi" w:cstheme="minorBidi"/>
-                <w:sz w:val="24"/>
-                <w:szCs w:val="24"/>
-                <w:rtl/>
-              </w:rPr>
-              <w:t xml:space="preserve">الدراسة: </w:t>
-            </w:r>
-            <w:r>
-              <w:rPr>
-                <w:rFonts w:asciiTheme="minorBidi" w:hAnsiTheme="minorBidi" w:cstheme="minorBidi"/>
-                <w:sz w:val="24"/>
-                <w:szCs w:val="24"/>
-                <w:rtl/>
-                <w:lang w:bidi="ar-IQ"/>
-              </w:rPr>
-              <w:t xml:space="preserve"> {{</w:t>
-            </w:r>
-            <w:proofErr w:type="spellStart"/>
-            <w:r>
-              <w:rPr>
-                <w:rFonts w:asciiTheme="minorBidi" w:hAnsiTheme="minorBidi" w:cstheme="minorBidi"/>
-                <w:sz w:val="24"/>
-                <w:szCs w:val="24"/>
-                <w:lang w:bidi="ar-IQ"/>
-              </w:rPr>
-              <w:t>study_type</w:t>
-            </w:r>
-            <w:proofErr w:type="spellEnd"/>
-            <w:r>
-              <w:rPr>
-                <w:rFonts w:asciiTheme="minorBidi" w:hAnsiTheme="minorBidi" w:cstheme="minorBidi"/>
-                <w:sz w:val="24"/>
-                <w:szCs w:val="24"/>
-                <w:rtl/>
-                <w:lang w:bidi="ar-IQ"/>
-              </w:rPr>
-              <w:t>}}</w:t>
-            </w:r>
-          </w:p>
-        </w:tc>
-      </w:tr>
-      <w:tr>
-        <w:tc>
-          <w:tcPr>
-            <w:tcW w:w="3240" w:type="dxa"/>
-          </w:tcPr>
-          <w:p>
-            <w:pPr>
-              <w:keepNext/>
-              <w:spacing w:after="0" w:line="240" w:lineRule="auto"/>
-              <w:rPr>
-                <w:rFonts w:asciiTheme="minorBidi" w:hAnsiTheme="minorBidi" w:cstheme="minorBidi"/>
-                <w:b/>
-                <w:bCs/>
-                <w:sz w:val="24"/>
-                <w:szCs w:val="24"/>
-                <w:lang w:bidi="ar-IQ"/>
-              </w:rPr>
-            </w:pPr>
-            <w:r>
-              <w:rPr>
-                <w:rFonts w:asciiTheme="minorBidi" w:hAnsiTheme="minorBidi" w:cstheme="minorBidi"/>
-                <w:sz w:val="24"/>
-                <w:szCs w:val="24"/>
-                <w:rtl/>
-              </w:rPr>
-              <w:t>تاريخ التخرج:</w:t>
-            </w:r>
-            <w:r>
-              <w:rPr>
-                <w:rFonts w:asciiTheme="minorBidi" w:hAnsiTheme="minorBidi" w:cstheme="minorBidi"/>
-                <w:sz w:val="24"/>
-                <w:szCs w:val="24"/>
-                <w:rtl/>
-                <w:lang w:bidi="ar-IQ"/>
-              </w:rPr>
-              <w:t xml:space="preserve"> {{</w:t>
-            </w:r>
-            <w:proofErr w:type="spellStart"/>
-            <w:r>
-              <w:rPr>
-                <w:rFonts w:asciiTheme="minorBidi" w:hAnsiTheme="minorBidi" w:cstheme="minorBidi"/>
-                <w:sz w:val="24"/>
-                <w:szCs w:val="24"/>
-                <w:lang w:bidi="ar-IQ"/>
-              </w:rPr>
-              <w:t>graduation_date</w:t>
-            </w:r>
-            <w:proofErr w:type="spellEnd"/>
-            <w:r>
-              <w:rPr>
-                <w:rFonts w:asciiTheme="minorBidi" w:hAnsiTheme="minorBidi" w:cstheme="minorBidi"/>
-                <w:sz w:val="24"/>
-                <w:szCs w:val="24"/>
-                <w:rtl/>
-                <w:lang w:bidi="ar-IQ"/>
-              </w:rPr>
-              <w:t>}}</w:t>
-            </w:r>
-          </w:p>
-        </w:tc>
-        <w:tc>
-          <w:tcPr>
-            <w:tcW w:w="2997" w:type="dxa"/>
-          </w:tcPr>
-          <w:p>
-            <w:pPr>
-              <w:keepNext/>
-              <w:spacing w:after="0" w:line="240" w:lineRule="auto"/>
-              <w:rPr>
-                <w:rFonts w:asciiTheme="minorBidi" w:hAnsiTheme="minorBidi" w:cstheme="minorBidi"/>
-                <w:b/>
-                <w:bCs/>
-                <w:sz w:val="24"/>
-                <w:szCs w:val="24"/>
-                <w:lang w:bidi="ar-IQ"/>
-              </w:rPr>
-            </w:pPr>
-            <w:r>
-              <w:rPr>
-                <w:rFonts w:asciiTheme="minorBidi" w:hAnsiTheme="minorBidi" w:cstheme="minorBidi"/>
-                <w:sz w:val="24"/>
-                <w:szCs w:val="24"/>
-                <w:rtl/>
-              </w:rPr>
-              <w:t xml:space="preserve">الفصل: </w:t>
-            </w:r>
-            <w:r>
-              <w:rPr>
-                <w:rFonts w:asciiTheme="minorBidi" w:hAnsiTheme="minorBidi" w:cstheme="minorBidi"/>
-                <w:sz w:val="24"/>
-                <w:szCs w:val="24"/>
-                <w:rtl/>
-                <w:lang w:bidi="ar-IQ"/>
-              </w:rPr>
-              <w:t>{{</w:t>
-            </w:r>
-            <w:proofErr w:type="spellStart"/>
-            <w:r>
-              <w:rPr>
-                <w:rFonts w:asciiTheme="minorBidi" w:hAnsiTheme="minorBidi" w:cstheme="minorBidi"/>
-                <w:sz w:val="24"/>
-                <w:szCs w:val="24"/>
-                <w:lang w:bidi="ar-IQ"/>
-              </w:rPr>
-              <w:t>graduation_semester</w:t>
-            </w:r>
-            <w:proofErr w:type="spellEnd"/>
-            <w:r>
-              <w:rPr>
-                <w:rFonts w:asciiTheme="minorBidi" w:hAnsiTheme="minorBidi" w:cstheme="minorBidi"/>
-                <w:sz w:val="24"/>
-                <w:szCs w:val="24"/>
-                <w:rtl/>
-                <w:lang w:bidi="ar-IQ"/>
-              </w:rPr>
-              <w:t>}}</w:t>
-            </w:r>
-          </w:p>
-        </w:tc>
-        <w:tc>
-          <w:tcPr>
-            <w:tcW w:w="2369" w:type="dxa"/>
-          </w:tcPr>
-          <w:p>
-            <w:pPr>
-              <w:keepNext/>
-              <w:spacing w:after="0" w:line="240" w:lineRule="auto"/>
-              <w:rPr>
-                <w:rFonts w:asciiTheme="minorBidi" w:hAnsiTheme="minorBidi" w:cstheme="minorBidi"/>
-                <w:b/>
-                <w:bCs/>
-                <w:sz w:val="24"/>
-                <w:szCs w:val="24"/>
-                <w:lang w:bidi="ar-IQ"/>
-              </w:rPr>
-            </w:pPr>
-            <w:r>
-              <w:rPr>
-                <w:rFonts w:asciiTheme="minorBidi" w:hAnsiTheme="minorBidi" w:cstheme="minorBidi"/>
-                <w:sz w:val="24"/>
-                <w:szCs w:val="24"/>
-                <w:rtl/>
-              </w:rPr>
-              <w:t xml:space="preserve">المعدل: </w:t>
-            </w:r>
-            <w:r>
-              <w:rPr>
-                <w:rFonts w:asciiTheme="minorBidi" w:hAnsiTheme="minorBidi" w:cstheme="minorBidi"/>
-                <w:sz w:val="24"/>
-                <w:szCs w:val="24"/>
-                <w:rtl/>
-                <w:lang w:bidi="ar-IQ"/>
-              </w:rPr>
-              <w:t>{{</w:t>
-            </w:r>
-            <w:r>
-              <w:rPr>
-                <w:rFonts w:asciiTheme="minorBidi" w:hAnsiTheme="minorBidi" w:cstheme="minorBidi"/>
-                <w:sz w:val="24"/>
-                <w:szCs w:val="24"/>
-                <w:lang w:bidi="ar-IQ"/>
-              </w:rPr>
-              <w:t>average</w:t>
-            </w:r>
-            <w:r>
-              <w:rPr>
-                <w:rFonts w:asciiTheme="minorBidi" w:hAnsiTheme="minorBidi" w:cstheme="minorBidi"/>
-                <w:sz w:val="24"/>
-                <w:szCs w:val="24"/>
-                <w:rtl/>
-                <w:lang w:bidi="ar-IQ"/>
-              </w:rPr>
-              <w:t>}}</w:t>
-            </w:r>
-          </w:p>
-        </w:tc>
-        <w:tc>
-          <w:tcPr>
-            <w:tcW w:w="1860" w:type="dxa"/>
-          </w:tcPr>
-          <w:p>
-            <w:pPr>
-              <w:keepNext/>
-              <w:spacing w:after="0" w:line="240" w:lineRule="auto"/>
-              <w:rPr>
-                <w:rFonts w:asciiTheme="minorBidi" w:hAnsiTheme="minorBidi" w:cstheme="minorBidi"/>
-                <w:sz w:val="24"/>
-                <w:szCs w:val="24"/>
-                <w:lang w:bidi="ar-IQ"/>
-              </w:rPr>
-            </w:pPr>
             <w:r>
               <w:rPr>
                 <w:rFonts w:asciiTheme="minorBidi" w:hAnsiTheme="minorBidi" w:cstheme="minorBidi"/>
@@ -855,8 +870,7 @@
         <w:tc>
           <w:tcPr>
             <w:tcW w:w="10466" w:type="dxa"/>
-            <w:gridSpan w:val="4"/>
-            <w:vAlign w:val="center"/>
+            <w:gridSpan w:val="5"/>
           </w:tcPr>
           <w:p>
             <w:pPr>
@@ -885,16 +899,7 @@
                 <w:szCs w:val="24"/>
                 <w:lang w:bidi="ar-IQ"/>
               </w:rPr>
-              <w:t>tr</w:t>
-            </w:r>
-            <w:r>
-              <w:rPr>
-                <w:rFonts w:asciiTheme="minorBidi" w:hAnsiTheme="minorBidi" w:cstheme="minorBidi"/>
-                <w:sz w:val="24"/>
-                <w:szCs w:val="24"/>
-                <w:lang w:bidi="ar-IQ"/>
-              </w:rPr>
-              <w:t xml:space="preserve"> if </w:t>
+              <w:t xml:space="preserve">tr if </w:t>
             </w:r>
             <w:proofErr w:type="spellStart"/>
             <w:r>
@@ -923,8 +928,7 @@
       <w:tr>
         <w:tc>
           <w:tcPr>
-            <w:tcW w:w="3240" w:type="dxa"/>
-            <w:vAlign w:val="center"/>
+            <w:tcW w:w="4265" w:type="dxa"/>
           </w:tcPr>
           <w:p>
             <w:pPr>
@@ -939,12 +943,21 @@
             </w:pPr>
             <w:r>
               <w:rPr>
-                <w:rFonts w:asciiTheme="minorBidi" w:hAnsiTheme="minorBidi" w:cstheme="minorBidi"/>
+                <w:rFonts w:asciiTheme="minorBidi" w:hAnsiTheme="minorBidi" w:cstheme="minorBidi" w:hint="cs"/>
                 <w:sz w:val="24"/>
                 <w:szCs w:val="24"/>
                 <w:rtl/>
               </w:rPr>
-              <w:t xml:space="preserve">رتبة الخريج: </w:t>
+              <w:t>تسلسل</w:t>
+            </w:r>
+            <w:r>
+              <w:rPr>
+                <w:rFonts w:asciiTheme="minorBidi" w:hAnsiTheme="minorBidi" w:cstheme="minorBidi"/>
+                <w:sz w:val="24"/>
+                <w:szCs w:val="24"/>
+                <w:rtl/>
+              </w:rPr>
+              <w:t xml:space="preserve"> الخريج: </w:t>
             </w:r>
             <w:r>
               <w:rPr>
@@ -981,8 +994,7 @@
         </w:tc>
         <w:tc>
           <w:tcPr>
-            <w:tcW w:w="2997" w:type="dxa"/>
-            <w:vAlign w:val="center"/>
+            <w:tcW w:w="1890" w:type="dxa"/>
           </w:tcPr>
           <w:p>
             <w:pPr>
@@ -1039,9 +1051,8 @@
         </w:tc>
         <w:tc>
           <w:tcPr>
-            <w:tcW w:w="4229" w:type="dxa"/>
-            <w:gridSpan w:val="2"/>
-            <w:vAlign w:val="center"/>
+            <w:tcW w:w="4311" w:type="dxa"/>
+            <w:gridSpan w:val="3"/>
           </w:tcPr>
           <w:p>
             <w:pPr>
@@ -1100,8 +1111,7 @@
         <w:tc>
           <w:tcPr>
             <w:tcW w:w="10466" w:type="dxa"/>
-            <w:gridSpan w:val="4"/>
-            <w:vAlign w:val="center"/>
+            <w:gridSpan w:val="5"/>
           </w:tcPr>
           <w:p>
             <w:pPr>
@@ -1131,16 +1141,7 @@
                 <w:szCs w:val="24"/>
                 <w:lang w:bidi="ar-IQ"/>
               </w:rPr>
-              <w:t>tr</w:t>
-            </w:r>
-            <w:r>
-              <w:rPr>
-                <w:rFonts w:asciiTheme="minorBidi" w:hAnsiTheme="minorBidi" w:cstheme="minorBidi"/>
-                <w:sz w:val="24"/>
-                <w:szCs w:val="24"/>
-                <w:lang w:bidi="ar-IQ"/>
-              </w:rPr>
-              <w:t xml:space="preserve"> endif</w:t>
+              <w:t>tr endif</w:t>
             </w:r>
             <w:r>
               <w:rPr>
@@ -1160,1018 +1161,9 @@
       <w:pPr>
         <w:keepNext/>
         <w:keepLines/>
-        <w:spacing w:after="0" w:line="240" w:lineRule="auto"/>
-        <w:rPr>
-          <w:rFonts w:asciiTheme="majorBidi" w:hAnsiTheme="majorBidi" w:cstheme="majorBidi"/>
-          <w:b/>
-          <w:bCs/>
-          <w:sz w:val="18"/>
-          <w:szCs w:val="18"/>
-          <w:rtl/>
-        </w:rPr>
-      </w:pPr>
-      <w:r>
-        <w:rPr>
-          <w:rFonts w:asciiTheme="majorBidi" w:hAnsiTheme="majorBidi" w:cstheme="majorBidi"/>
-          <w:b/>
-          <w:bCs/>
-          <w:sz w:val="18"/>
-          <w:szCs w:val="18"/>
-          <w:rtl/>
-        </w:rPr>
-        <w:t>ملاحظة: توجد معلومات إضافية على ظهر الوثيقة.</w:t>
-      </w:r>
-    </w:p>
-    <w:p>
-      <w:pPr>
-        <w:keepNext/>
-        <w:keepLines/>
-        <w:spacing w:after="0" w:line="240" w:lineRule="auto"/>
-        <w:rPr>
-          <w:rFonts w:asciiTheme="majorBidi" w:hAnsiTheme="majorBidi" w:cstheme="majorBidi"/>
-          <w:b/>
-          <w:bCs/>
-          <w:sz w:val="18"/>
-          <w:szCs w:val="18"/>
-          <w:rtl/>
-        </w:rPr>
-      </w:pPr>
-      <w:r>
-        <w:rPr>
-          <w:rFonts w:asciiTheme="majorBidi" w:hAnsiTheme="majorBidi" w:cstheme="majorBidi"/>
-          <w:b/>
-          <w:bCs/>
-          <w:sz w:val="18"/>
-          <w:szCs w:val="18"/>
-          <w:rtl/>
-        </w:rPr>
-        <w:t>فيما يلي السجل الأكاديمي الرسمي للمواد الدراسية والدرجات التي تم الحصول عليها خلال سنوات الدراسة.</w:t>
-      </w:r>
-    </w:p>
-    <w:p>
-      <w:pPr>
-        <w:keepNext/>
-        <w:keepLines/>
         <w:spacing w:line="240" w:lineRule="auto"/>
         <w:rPr>
           <w:rFonts w:asciiTheme="majorBidi" w:hAnsiTheme="majorBidi" w:cstheme="majorBidi"/>
-          <w:lang w:bidi="ar-IQ"/>
-        </w:rPr>
-      </w:pPr>
-      <w:r>
-        <w:rPr>
-          <w:rFonts w:asciiTheme="majorBidi" w:hAnsiTheme="majorBidi" w:cstheme="majorBidi"/>
-          <w:rtl/>
-          <w:lang w:bidi="ar-IQ"/>
-        </w:rPr>
-        <w:t xml:space="preserve">{% </w:t>
-      </w:r>
-      <w:r>
-        <w:rPr>
-          <w:rFonts w:asciiTheme="majorBidi" w:hAnsiTheme="majorBidi" w:cstheme="majorBidi"/>
-          <w:lang w:bidi="ar-IQ"/>
-        </w:rPr>
-        <w:t xml:space="preserve">for pair in </w:t>
-      </w:r>
-      <w:proofErr w:type="spellStart"/>
-      <w:r>
-        <w:rPr>
-          <w:rFonts w:asciiTheme="majorBidi" w:hAnsiTheme="majorBidi" w:cstheme="majorBidi"/>
-          <w:lang w:bidi="ar-IQ"/>
-        </w:rPr>
-        <w:t>paired_</w:t>
-      </w:r>
-      <w:r>
-        <w:rPr>
-          <w:rFonts w:asciiTheme="majorBidi" w:hAnsiTheme="majorBidi" w:cstheme="majorBidi"/>
-          <w:lang w:bidi="ar-IQ"/>
-        </w:rPr>
-        <w:t>year</w:t>
-      </w:r>
-      <w:r>
-        <w:rPr>
-          <w:rFonts w:asciiTheme="majorBidi" w:hAnsiTheme="majorBidi" w:cstheme="majorBidi"/>
-          <w:lang w:bidi="ar-IQ"/>
-        </w:rPr>
-        <w:t>s</w:t>
-      </w:r>
-      <w:proofErr w:type="spellEnd"/>
-      <w:r>
-        <w:rPr>
-          <w:rFonts w:asciiTheme="majorBidi" w:hAnsiTheme="majorBidi" w:cstheme="majorBidi"/>
-          <w:rtl/>
-          <w:lang w:bidi="ar-IQ"/>
-        </w:rPr>
-        <w:t xml:space="preserve"> %}</w:t>
-      </w:r>
-    </w:p>
-    <w:tbl>
-      <w:tblPr>
-        <w:tblStyle w:val="TableGrid"/>
-        <w:bidiVisual/>
-        <w:tblW w:w="5000" w:type="pct"/>
-        <w:tblLayout w:type="fixed"/>
-        <w:tblLook w:val="04A0" w:firstRow="1" w:lastRow="0" w:firstColumn="1" w:lastColumn="0" w:noHBand="0" w:noVBand="1"/>
-      </w:tblPr>
-      <w:tblGrid>
-        <w:gridCol w:w="3822"/>
-        <w:gridCol w:w="707"/>
-        <w:gridCol w:w="709"/>
-        <w:gridCol w:w="3829"/>
-        <w:gridCol w:w="709"/>
-        <w:gridCol w:w="680"/>
-      </w:tblGrid>
-      <w:tr>
-        <w:trPr>
-          <w:cantSplit/>
-        </w:trPr>
-        <w:tc>
-          <w:tcPr>
-            <w:tcW w:w="2505" w:type="pct"/>
-            <w:gridSpan w:val="3"/>
-          </w:tcPr>
-          <w:p>
-            <w:pPr>
-              <w:keepNext/>
-              <w:keepLines/>
-              <w:spacing w:after="0"/>
-              <w:rPr>
-                <w:rFonts w:asciiTheme="majorBidi" w:hAnsiTheme="majorBidi" w:cstheme="majorBidi"/>
-                <w:sz w:val="18"/>
-                <w:szCs w:val="18"/>
-                <w:lang w:bidi="ar-IQ"/>
-              </w:rPr>
-            </w:pPr>
-            <w:r>
-              <w:rPr>
-                <w:rFonts w:asciiTheme="majorBidi" w:hAnsiTheme="majorBidi" w:cstheme="majorBidi"/>
-                <w:sz w:val="18"/>
-                <w:szCs w:val="18"/>
-                <w:rtl/>
-                <w:lang w:bidi="ar-IQ"/>
-              </w:rPr>
-              <w:t>{{</w:t>
-            </w:r>
-            <w:proofErr w:type="spellStart"/>
-            <w:r>
-              <w:rPr>
-                <w:rFonts w:asciiTheme="majorBidi" w:hAnsiTheme="majorBidi" w:cstheme="majorBidi"/>
-                <w:sz w:val="18"/>
-                <w:szCs w:val="18"/>
-                <w:lang w:bidi="ar-IQ"/>
-              </w:rPr>
-              <w:t>pair.right_label</w:t>
-            </w:r>
-            <w:proofErr w:type="spellEnd"/>
-            <w:r>
-              <w:rPr>
-                <w:rFonts w:asciiTheme="majorBidi" w:hAnsiTheme="majorBidi" w:cstheme="majorBidi"/>
-                <w:sz w:val="18"/>
-                <w:szCs w:val="18"/>
-                <w:rtl/>
-                <w:lang w:bidi="ar-IQ"/>
-              </w:rPr>
-              <w:t>}}</w:t>
-            </w:r>
-            <w:r>
-              <w:rPr>
-                <w:rFonts w:asciiTheme="majorBidi" w:hAnsiTheme="majorBidi" w:cstheme="majorBidi" w:hint="cs"/>
-                <w:sz w:val="18"/>
-                <w:szCs w:val="18"/>
-                <w:rtl/>
-                <w:lang w:bidi="ar-IQ"/>
-              </w:rPr>
-              <w:t xml:space="preserve"> - المرحلة </w:t>
-            </w:r>
-            <w:r>
-              <w:rPr>
-                <w:rFonts w:asciiTheme="majorBidi" w:hAnsiTheme="majorBidi" w:cstheme="majorBidi"/>
-                <w:sz w:val="18"/>
-                <w:szCs w:val="18"/>
-                <w:lang w:bidi="ar-IQ"/>
-              </w:rPr>
-              <w:t>{{</w:t>
-            </w:r>
-            <w:proofErr w:type="spellStart"/>
-            <w:r>
-              <w:rPr>
-                <w:rFonts w:asciiTheme="majorBidi" w:hAnsiTheme="majorBidi" w:cstheme="majorBidi"/>
-                <w:sz w:val="18"/>
-                <w:szCs w:val="18"/>
-                <w:lang w:bidi="ar-IQ"/>
-              </w:rPr>
-              <w:t>num_s_r</w:t>
-            </w:r>
-            <w:proofErr w:type="spellEnd"/>
-            <w:r>
-              <w:rPr>
-                <w:rFonts w:asciiTheme="majorBidi" w:hAnsiTheme="majorBidi" w:cstheme="majorBidi"/>
-                <w:sz w:val="18"/>
-                <w:szCs w:val="18"/>
-                <w:lang w:bidi="ar-IQ"/>
-              </w:rPr>
-              <w:t>}}</w:t>
-            </w:r>
-          </w:p>
-        </w:tc>
-        <w:tc>
-          <w:tcPr>
-            <w:tcW w:w="2495" w:type="pct"/>
-            <w:gridSpan w:val="3"/>
-          </w:tcPr>
-          <w:p>
-            <w:pPr>
-              <w:keepNext/>
-              <w:keepLines/>
-              <w:spacing w:after="0"/>
-              <w:rPr>
-                <w:rFonts w:asciiTheme="majorBidi" w:hAnsiTheme="majorBidi" w:cstheme="majorBidi"/>
-                <w:sz w:val="18"/>
-                <w:szCs w:val="18"/>
-              </w:rPr>
-            </w:pPr>
-            <w:r>
-              <w:rPr>
-                <w:rFonts w:asciiTheme="majorBidi" w:hAnsiTheme="majorBidi" w:cstheme="majorBidi"/>
-                <w:sz w:val="18"/>
-                <w:szCs w:val="18"/>
-                <w:rtl/>
-                <w:lang w:bidi="ar-IQ"/>
-              </w:rPr>
-              <w:t>{{</w:t>
-            </w:r>
-            <w:proofErr w:type="spellStart"/>
-            <w:r>
-              <w:rPr>
-                <w:rFonts w:asciiTheme="majorBidi" w:hAnsiTheme="majorBidi" w:cstheme="majorBidi"/>
-                <w:sz w:val="18"/>
-                <w:szCs w:val="18"/>
-                <w:lang w:bidi="ar-IQ"/>
-              </w:rPr>
-              <w:t>pair.left_label</w:t>
-            </w:r>
-            <w:proofErr w:type="spellEnd"/>
-            <w:r>
-              <w:rPr>
-                <w:rFonts w:asciiTheme="majorBidi" w:hAnsiTheme="majorBidi" w:cstheme="majorBidi"/>
-                <w:sz w:val="18"/>
-                <w:szCs w:val="18"/>
-                <w:rtl/>
-                <w:lang w:bidi="ar-IQ"/>
-              </w:rPr>
-              <w:t>}}</w:t>
-            </w:r>
-            <w:r>
-              <w:rPr>
-                <w:rFonts w:asciiTheme="majorBidi" w:hAnsiTheme="majorBidi" w:cstheme="majorBidi" w:hint="cs"/>
-                <w:sz w:val="18"/>
-                <w:szCs w:val="18"/>
-                <w:rtl/>
-                <w:lang w:bidi="ar-IQ"/>
-              </w:rPr>
-              <w:t xml:space="preserve"> </w:t>
-            </w:r>
-            <w:r>
-              <w:rPr>
-                <w:rFonts w:asciiTheme="majorBidi" w:hAnsiTheme="majorBidi" w:cstheme="majorBidi"/>
-                <w:sz w:val="18"/>
-                <w:szCs w:val="18"/>
-                <w:rtl/>
-                <w:lang w:bidi="ar-IQ"/>
-              </w:rPr>
-              <w:t>–</w:t>
-            </w:r>
-            <w:r>
-              <w:rPr>
-                <w:rFonts w:asciiTheme="majorBidi" w:hAnsiTheme="majorBidi" w:cstheme="majorBidi" w:hint="cs"/>
-                <w:sz w:val="18"/>
-                <w:szCs w:val="18"/>
-                <w:rtl/>
-                <w:lang w:bidi="ar-IQ"/>
-              </w:rPr>
-              <w:t xml:space="preserve"> المرحلة</w:t>
-            </w:r>
-            <w:r>
-              <w:rPr>
-                <w:rFonts w:asciiTheme="majorBidi" w:hAnsiTheme="majorBidi" w:cstheme="majorBidi" w:hint="cs"/>
-                <w:sz w:val="18"/>
-                <w:szCs w:val="18"/>
-                <w:rtl/>
-                <w:lang w:bidi="ar-IQ"/>
-              </w:rPr>
-              <w:t xml:space="preserve"> </w:t>
-            </w:r>
-            <w:r>
-              <w:rPr>
-                <w:rFonts w:asciiTheme="majorBidi" w:hAnsiTheme="majorBidi" w:cstheme="majorBidi"/>
-                <w:sz w:val="18"/>
-                <w:szCs w:val="18"/>
-                <w:lang w:bidi="ar-IQ"/>
-              </w:rPr>
-              <w:t>{{</w:t>
-            </w:r>
-            <w:proofErr w:type="spellStart"/>
-            <w:r>
-              <w:rPr>
-                <w:rFonts w:asciiTheme="majorBidi" w:hAnsiTheme="majorBidi" w:cstheme="majorBidi"/>
-                <w:sz w:val="18"/>
-                <w:szCs w:val="18"/>
-                <w:lang w:bidi="ar-IQ"/>
-              </w:rPr>
-              <w:t>num_s</w:t>
-            </w:r>
-            <w:r>
-              <w:rPr>
-                <w:rFonts w:asciiTheme="majorBidi" w:hAnsiTheme="majorBidi" w:cstheme="majorBidi"/>
-                <w:sz w:val="18"/>
-                <w:szCs w:val="18"/>
-                <w:lang w:bidi="ar-IQ"/>
-              </w:rPr>
-              <w:t>_l</w:t>
-            </w:r>
-            <w:proofErr w:type="spellEnd"/>
-            <w:r>
-              <w:rPr>
-                <w:rFonts w:asciiTheme="majorBidi" w:hAnsiTheme="majorBidi" w:cstheme="majorBidi"/>
-                <w:sz w:val="18"/>
-                <w:szCs w:val="18"/>
-                <w:lang w:bidi="ar-IQ"/>
-              </w:rPr>
-              <w:t>}}</w:t>
-            </w:r>
-          </w:p>
-        </w:tc>
-      </w:tr>
-      <w:tr>
-        <w:trPr>
-          <w:cantSplit/>
-        </w:trPr>
-        <w:tc>
-          <w:tcPr>
-            <w:tcW w:w="1828" w:type="pct"/>
-          </w:tcPr>
-          <w:p>
-            <w:pPr>
-              <w:keepNext/>
-              <w:keepLines/>
-              <w:spacing w:after="0"/>
-              <w:rPr>
-                <w:rFonts w:asciiTheme="majorBidi" w:hAnsiTheme="majorBidi" w:cstheme="majorBidi"/>
-                <w:b/>
-                <w:bCs/>
-                <w:sz w:val="18"/>
-                <w:szCs w:val="18"/>
-                <w:lang w:bidi="ar-IQ"/>
-              </w:rPr>
-            </w:pPr>
-            <w:r>
-              <w:rPr>
-                <w:rFonts w:asciiTheme="majorBidi" w:hAnsiTheme="majorBidi" w:cstheme="majorBidi"/>
-                <w:b/>
-                <w:bCs/>
-                <w:sz w:val="18"/>
-                <w:szCs w:val="18"/>
-                <w:rtl/>
-              </w:rPr>
-              <w:t>المادة الدراسية</w:t>
-            </w:r>
-          </w:p>
-        </w:tc>
-        <w:tc>
-          <w:tcPr>
-            <w:tcW w:w="338" w:type="pct"/>
-          </w:tcPr>
-          <w:p>
-            <w:pPr>
-              <w:keepNext/>
-              <w:keepLines/>
-              <w:spacing w:after="0"/>
-              <w:rPr>
-                <w:rFonts w:asciiTheme="majorBidi" w:hAnsiTheme="majorBidi" w:cstheme="majorBidi"/>
-                <w:b/>
-                <w:bCs/>
-                <w:sz w:val="18"/>
-                <w:szCs w:val="18"/>
-                <w:lang w:bidi="ar-IQ"/>
-              </w:rPr>
-            </w:pPr>
-            <w:r>
-              <w:rPr>
-                <w:rFonts w:asciiTheme="majorBidi" w:hAnsiTheme="majorBidi" w:cstheme="majorBidi"/>
-                <w:b/>
-                <w:bCs/>
-                <w:sz w:val="18"/>
-                <w:szCs w:val="18"/>
-                <w:rtl/>
-              </w:rPr>
-              <w:t>الدرجة</w:t>
-            </w:r>
-          </w:p>
-        </w:tc>
-        <w:tc>
-          <w:tcPr>
-            <w:tcW w:w="339" w:type="pct"/>
-          </w:tcPr>
-          <w:p>
-            <w:pPr>
-              <w:keepNext/>
-              <w:keepLines/>
-              <w:spacing w:after="0"/>
-              <w:rPr>
-                <w:rFonts w:asciiTheme="majorBidi" w:hAnsiTheme="majorBidi" w:cstheme="majorBidi"/>
-                <w:b/>
-                <w:bCs/>
-                <w:sz w:val="18"/>
-                <w:szCs w:val="18"/>
-                <w:lang w:bidi="ar-IQ"/>
-              </w:rPr>
-            </w:pPr>
-            <w:r>
-              <w:rPr>
-                <w:rFonts w:asciiTheme="majorBidi" w:hAnsiTheme="majorBidi" w:cstheme="majorBidi"/>
-                <w:b/>
-                <w:bCs/>
-                <w:sz w:val="18"/>
-                <w:szCs w:val="18"/>
-                <w:rtl/>
-              </w:rPr>
-              <w:t>الوحدة</w:t>
-            </w:r>
-          </w:p>
-        </w:tc>
-        <w:tc>
-          <w:tcPr>
-            <w:tcW w:w="1831" w:type="pct"/>
-          </w:tcPr>
-          <w:p>
-            <w:pPr>
-              <w:keepNext/>
-              <w:keepLines/>
-              <w:spacing w:after="0"/>
-              <w:rPr>
-                <w:rFonts w:asciiTheme="majorBidi" w:hAnsiTheme="majorBidi" w:cstheme="majorBidi"/>
-                <w:b/>
-                <w:bCs/>
-                <w:sz w:val="18"/>
-                <w:szCs w:val="18"/>
-                <w:lang w:bidi="ar-IQ"/>
-              </w:rPr>
-            </w:pPr>
-            <w:r>
-              <w:rPr>
-                <w:rFonts w:asciiTheme="majorBidi" w:hAnsiTheme="majorBidi" w:cstheme="majorBidi"/>
-                <w:b/>
-                <w:bCs/>
-                <w:sz w:val="18"/>
-                <w:szCs w:val="18"/>
-                <w:rtl/>
-              </w:rPr>
-              <w:t>المادة الدراسية</w:t>
-            </w:r>
-          </w:p>
-        </w:tc>
-        <w:tc>
-          <w:tcPr>
-            <w:tcW w:w="339" w:type="pct"/>
-          </w:tcPr>
-          <w:p>
-            <w:pPr>
-              <w:keepNext/>
-              <w:keepLines/>
-              <w:spacing w:after="0"/>
-              <w:rPr>
-                <w:rFonts w:asciiTheme="majorBidi" w:hAnsiTheme="majorBidi" w:cstheme="majorBidi"/>
-                <w:b/>
-                <w:bCs/>
-                <w:sz w:val="18"/>
-                <w:szCs w:val="18"/>
-                <w:lang w:bidi="ar-IQ"/>
-              </w:rPr>
-            </w:pPr>
-            <w:r>
-              <w:rPr>
-                <w:rFonts w:asciiTheme="majorBidi" w:hAnsiTheme="majorBidi" w:cstheme="majorBidi"/>
-                <w:b/>
-                <w:bCs/>
-                <w:sz w:val="18"/>
-                <w:szCs w:val="18"/>
-                <w:rtl/>
-              </w:rPr>
-              <w:t>الدرجة</w:t>
-            </w:r>
-          </w:p>
-        </w:tc>
-        <w:tc>
-          <w:tcPr>
-            <w:tcW w:w="325" w:type="pct"/>
-          </w:tcPr>
-          <w:p>
-            <w:pPr>
-              <w:keepNext/>
-              <w:keepLines/>
-              <w:spacing w:after="0"/>
-              <w:rPr>
-                <w:rFonts w:asciiTheme="majorBidi" w:hAnsiTheme="majorBidi" w:cstheme="majorBidi"/>
-                <w:b/>
-                <w:bCs/>
-                <w:sz w:val="18"/>
-                <w:szCs w:val="18"/>
-              </w:rPr>
-            </w:pPr>
-            <w:r>
-              <w:rPr>
-                <w:rFonts w:asciiTheme="majorBidi" w:hAnsiTheme="majorBidi" w:cstheme="majorBidi"/>
-                <w:b/>
-                <w:bCs/>
-                <w:sz w:val="18"/>
-                <w:szCs w:val="18"/>
-                <w:rtl/>
-              </w:rPr>
-              <w:t>الوحدة</w:t>
-            </w:r>
-          </w:p>
-        </w:tc>
-      </w:tr>
-      <w:tr>
-        <w:trPr>
-          <w:cantSplit/>
-        </w:trPr>
-        <w:tc>
-          <w:tcPr>
-            <w:tcW w:w="5000" w:type="pct"/>
-            <w:gridSpan w:val="6"/>
-          </w:tcPr>
-          <w:p>
-            <w:pPr>
-              <w:keepNext/>
-              <w:keepLines/>
-              <w:spacing w:after="0"/>
-              <w:rPr>
-                <w:rFonts w:asciiTheme="majorBidi" w:hAnsiTheme="majorBidi" w:cstheme="majorBidi"/>
-                <w:sz w:val="18"/>
-                <w:szCs w:val="18"/>
-              </w:rPr>
-            </w:pPr>
-            <w:r>
-              <w:rPr>
-                <w:rFonts w:asciiTheme="majorBidi" w:hAnsiTheme="majorBidi" w:cstheme="majorBidi"/>
-                <w:sz w:val="18"/>
-                <w:szCs w:val="18"/>
-                <w:rtl/>
-                <w:lang w:bidi="ar-IQ"/>
-              </w:rPr>
-              <w:t>{%</w:t>
-            </w:r>
-            <w:r>
-              <w:rPr>
-                <w:rFonts w:asciiTheme="majorBidi" w:hAnsiTheme="majorBidi" w:cstheme="majorBidi"/>
-                <w:sz w:val="18"/>
-                <w:szCs w:val="18"/>
-                <w:lang w:bidi="ar-IQ"/>
-              </w:rPr>
-              <w:t xml:space="preserve">tr for row in </w:t>
-            </w:r>
-            <w:proofErr w:type="spellStart"/>
-            <w:r>
-              <w:rPr>
-                <w:rFonts w:asciiTheme="majorBidi" w:hAnsiTheme="majorBidi" w:cstheme="majorBidi"/>
-                <w:sz w:val="18"/>
-                <w:szCs w:val="18"/>
-                <w:lang w:bidi="ar-IQ"/>
-              </w:rPr>
-              <w:t>pair.rows</w:t>
-            </w:r>
-            <w:proofErr w:type="spellEnd"/>
-            <w:r>
-              <w:rPr>
-                <w:rFonts w:asciiTheme="majorBidi" w:hAnsiTheme="majorBidi" w:cstheme="majorBidi"/>
-                <w:sz w:val="18"/>
-                <w:szCs w:val="18"/>
-                <w:rtl/>
-                <w:lang w:bidi="ar-IQ"/>
-              </w:rPr>
-              <w:t xml:space="preserve"> %}</w:t>
-            </w:r>
-          </w:p>
-        </w:tc>
-      </w:tr>
-      <w:tr>
-        <w:trPr>
-          <w:cantSplit/>
-        </w:trPr>
-        <w:tc>
-          <w:tcPr>
-            <w:tcW w:w="1828" w:type="pct"/>
-          </w:tcPr>
-          <w:p>
-            <w:pPr>
-              <w:keepNext/>
-              <w:keepLines/>
-              <w:spacing w:after="0"/>
-              <w:rPr>
-                <w:rFonts w:asciiTheme="majorBidi" w:hAnsiTheme="majorBidi" w:cstheme="majorBidi"/>
-                <w:sz w:val="18"/>
-                <w:szCs w:val="18"/>
-                <w:lang w:bidi="ar-IQ"/>
-              </w:rPr>
-            </w:pPr>
-            <w:r>
-              <w:rPr>
-                <w:rFonts w:asciiTheme="majorBidi" w:hAnsiTheme="majorBidi" w:cstheme="majorBidi"/>
-                <w:sz w:val="18"/>
-                <w:szCs w:val="18"/>
-                <w:rtl/>
-                <w:lang w:bidi="ar-IQ"/>
-              </w:rPr>
-              <w:t>{{</w:t>
-            </w:r>
-            <w:proofErr w:type="spellStart"/>
-            <w:r>
-              <w:rPr>
-                <w:rFonts w:asciiTheme="majorBidi" w:hAnsiTheme="majorBidi" w:cstheme="majorBidi"/>
-                <w:sz w:val="18"/>
-                <w:szCs w:val="18"/>
-                <w:lang w:bidi="ar-IQ"/>
-              </w:rPr>
-              <w:t>row.right_subj</w:t>
-            </w:r>
-            <w:proofErr w:type="spellEnd"/>
-            <w:r>
-              <w:rPr>
-                <w:rFonts w:asciiTheme="majorBidi" w:hAnsiTheme="majorBidi" w:cstheme="majorBidi"/>
-                <w:sz w:val="18"/>
-                <w:szCs w:val="18"/>
-                <w:rtl/>
-                <w:lang w:bidi="ar-IQ"/>
-              </w:rPr>
-              <w:t>}}</w:t>
-            </w:r>
-          </w:p>
-        </w:tc>
-        <w:tc>
-          <w:tcPr>
-            <w:tcW w:w="338" w:type="pct"/>
-          </w:tcPr>
-          <w:p>
-            <w:pPr>
-              <w:keepNext/>
-              <w:keepLines/>
-              <w:spacing w:after="0"/>
-              <w:rPr>
-                <w:rFonts w:asciiTheme="majorBidi" w:hAnsiTheme="majorBidi" w:cstheme="majorBidi"/>
-                <w:sz w:val="18"/>
-                <w:szCs w:val="18"/>
-                <w:lang w:bidi="ar-IQ"/>
-              </w:rPr>
-            </w:pPr>
-            <w:r>
-              <w:rPr>
-                <w:rFonts w:asciiTheme="majorBidi" w:hAnsiTheme="majorBidi" w:cstheme="majorBidi"/>
-                <w:sz w:val="18"/>
-                <w:szCs w:val="18"/>
-                <w:rtl/>
-                <w:lang w:bidi="ar-IQ"/>
-              </w:rPr>
-              <w:t>{{</w:t>
-            </w:r>
-            <w:proofErr w:type="spellStart"/>
-            <w:r>
-              <w:rPr>
-                <w:rFonts w:asciiTheme="majorBidi" w:hAnsiTheme="majorBidi" w:cstheme="majorBidi"/>
-                <w:sz w:val="18"/>
-                <w:szCs w:val="18"/>
-                <w:lang w:bidi="ar-IQ"/>
-              </w:rPr>
-              <w:t>row.right_mark</w:t>
-            </w:r>
-            <w:proofErr w:type="spellEnd"/>
-            <w:r>
-              <w:rPr>
-                <w:rFonts w:asciiTheme="majorBidi" w:hAnsiTheme="majorBidi" w:cstheme="majorBidi"/>
-                <w:sz w:val="18"/>
-                <w:szCs w:val="18"/>
-                <w:rtl/>
-                <w:lang w:bidi="ar-IQ"/>
-              </w:rPr>
-              <w:t>}}</w:t>
-            </w:r>
-          </w:p>
-        </w:tc>
-        <w:tc>
-          <w:tcPr>
-            <w:tcW w:w="339" w:type="pct"/>
-          </w:tcPr>
-          <w:p>
-            <w:pPr>
-              <w:keepNext/>
-              <w:keepLines/>
-              <w:spacing w:after="0"/>
-              <w:rPr>
-                <w:rFonts w:asciiTheme="majorBidi" w:hAnsiTheme="majorBidi" w:cstheme="majorBidi"/>
-                <w:sz w:val="18"/>
-                <w:szCs w:val="18"/>
-                <w:lang w:bidi="ar-IQ"/>
-              </w:rPr>
-            </w:pPr>
-            <w:r>
-              <w:rPr>
-                <w:rFonts w:asciiTheme="majorBidi" w:hAnsiTheme="majorBidi" w:cstheme="majorBidi"/>
-                <w:sz w:val="18"/>
-                <w:szCs w:val="18"/>
-                <w:rtl/>
-                <w:lang w:bidi="ar-IQ"/>
-              </w:rPr>
-              <w:t>{{</w:t>
-            </w:r>
-            <w:proofErr w:type="spellStart"/>
-            <w:r>
-              <w:rPr>
-                <w:rFonts w:asciiTheme="majorBidi" w:hAnsiTheme="majorBidi" w:cstheme="majorBidi"/>
-                <w:sz w:val="18"/>
-                <w:szCs w:val="18"/>
-                <w:lang w:bidi="ar-IQ"/>
-              </w:rPr>
-              <w:t>row.right_unit</w:t>
-            </w:r>
-            <w:proofErr w:type="spellEnd"/>
-            <w:r>
-              <w:rPr>
-                <w:rFonts w:asciiTheme="majorBidi" w:hAnsiTheme="majorBidi" w:cstheme="majorBidi"/>
-                <w:sz w:val="18"/>
-                <w:szCs w:val="18"/>
-                <w:rtl/>
-                <w:lang w:bidi="ar-IQ"/>
-              </w:rPr>
-              <w:t>}}</w:t>
-            </w:r>
-          </w:p>
-        </w:tc>
-        <w:tc>
-          <w:tcPr>
-            <w:tcW w:w="1831" w:type="pct"/>
-          </w:tcPr>
-          <w:p>
-            <w:pPr>
-              <w:keepNext/>
-              <w:keepLines/>
-              <w:spacing w:after="0"/>
-              <w:rPr>
-                <w:rFonts w:asciiTheme="majorBidi" w:hAnsiTheme="majorBidi" w:cstheme="majorBidi"/>
-                <w:sz w:val="18"/>
-                <w:szCs w:val="18"/>
-                <w:lang w:bidi="ar-IQ"/>
-              </w:rPr>
-            </w:pPr>
-            <w:r>
-              <w:rPr>
-                <w:rFonts w:asciiTheme="majorBidi" w:hAnsiTheme="majorBidi" w:cstheme="majorBidi"/>
-                <w:sz w:val="18"/>
-                <w:szCs w:val="18"/>
-                <w:rtl/>
-                <w:lang w:bidi="ar-IQ"/>
-              </w:rPr>
-              <w:t>{{</w:t>
-            </w:r>
-            <w:proofErr w:type="spellStart"/>
-            <w:r>
-              <w:rPr>
-                <w:rFonts w:asciiTheme="majorBidi" w:hAnsiTheme="majorBidi" w:cstheme="majorBidi"/>
-                <w:sz w:val="18"/>
-                <w:szCs w:val="18"/>
-                <w:lang w:bidi="ar-IQ"/>
-              </w:rPr>
-              <w:t>row.left_subj</w:t>
-            </w:r>
-            <w:proofErr w:type="spellEnd"/>
-            <w:r>
-              <w:rPr>
-                <w:rFonts w:asciiTheme="majorBidi" w:hAnsiTheme="majorBidi" w:cstheme="majorBidi"/>
-                <w:sz w:val="18"/>
-                <w:szCs w:val="18"/>
-                <w:rtl/>
-                <w:lang w:bidi="ar-IQ"/>
-              </w:rPr>
-              <w:t>}}</w:t>
-            </w:r>
-          </w:p>
-        </w:tc>
-        <w:tc>
-          <w:tcPr>
-            <w:tcW w:w="339" w:type="pct"/>
-          </w:tcPr>
-          <w:p>
-            <w:pPr>
-              <w:keepNext/>
-              <w:keepLines/>
-              <w:spacing w:after="0"/>
-              <w:rPr>
-                <w:rFonts w:asciiTheme="majorBidi" w:hAnsiTheme="majorBidi" w:cstheme="majorBidi"/>
-                <w:sz w:val="18"/>
-                <w:szCs w:val="18"/>
-                <w:lang w:bidi="ar-IQ"/>
-              </w:rPr>
-            </w:pPr>
-            <w:r>
-              <w:rPr>
-                <w:rFonts w:asciiTheme="majorBidi" w:hAnsiTheme="majorBidi" w:cstheme="majorBidi"/>
-                <w:sz w:val="18"/>
-                <w:szCs w:val="18"/>
-                <w:rtl/>
-                <w:lang w:bidi="ar-IQ"/>
-              </w:rPr>
-              <w:t>{{</w:t>
-            </w:r>
-            <w:proofErr w:type="spellStart"/>
-            <w:r>
-              <w:rPr>
-                <w:rFonts w:asciiTheme="majorBidi" w:hAnsiTheme="majorBidi" w:cstheme="majorBidi"/>
-                <w:sz w:val="18"/>
-                <w:szCs w:val="18"/>
-                <w:lang w:bidi="ar-IQ"/>
-              </w:rPr>
-              <w:t>row.left_mark</w:t>
-            </w:r>
-            <w:proofErr w:type="spellEnd"/>
-            <w:r>
-              <w:rPr>
-                <w:rFonts w:asciiTheme="majorBidi" w:hAnsiTheme="majorBidi" w:cstheme="majorBidi"/>
-                <w:sz w:val="18"/>
-                <w:szCs w:val="18"/>
-                <w:rtl/>
-                <w:lang w:bidi="ar-IQ"/>
-              </w:rPr>
-              <w:t>}}</w:t>
-            </w:r>
-          </w:p>
-        </w:tc>
-        <w:tc>
-          <w:tcPr>
-            <w:tcW w:w="325" w:type="pct"/>
-          </w:tcPr>
-          <w:p>
-            <w:pPr>
-              <w:keepNext/>
-              <w:keepLines/>
-              <w:spacing w:after="0"/>
-              <w:rPr>
-                <w:rFonts w:asciiTheme="majorBidi" w:hAnsiTheme="majorBidi" w:cstheme="majorBidi"/>
-                <w:sz w:val="18"/>
-                <w:szCs w:val="18"/>
-              </w:rPr>
-            </w:pPr>
-            <w:r>
-              <w:rPr>
-                <w:rFonts w:asciiTheme="majorBidi" w:hAnsiTheme="majorBidi" w:cstheme="majorBidi"/>
-                <w:sz w:val="18"/>
-                <w:szCs w:val="18"/>
-                <w:rtl/>
-                <w:lang w:bidi="ar-IQ"/>
-              </w:rPr>
-              <w:t>{{</w:t>
-            </w:r>
-            <w:proofErr w:type="spellStart"/>
-            <w:r>
-              <w:rPr>
-                <w:rFonts w:asciiTheme="majorBidi" w:hAnsiTheme="majorBidi" w:cstheme="majorBidi"/>
-                <w:sz w:val="18"/>
-                <w:szCs w:val="18"/>
-                <w:lang w:bidi="ar-IQ"/>
-              </w:rPr>
-              <w:t>row.left_unit</w:t>
-            </w:r>
-            <w:proofErr w:type="spellEnd"/>
-            <w:r>
-              <w:rPr>
-                <w:rFonts w:asciiTheme="majorBidi" w:hAnsiTheme="majorBidi" w:cstheme="majorBidi"/>
-                <w:sz w:val="18"/>
-                <w:szCs w:val="18"/>
-                <w:rtl/>
-                <w:lang w:bidi="ar-IQ"/>
-              </w:rPr>
-              <w:t>}}</w:t>
-            </w:r>
-          </w:p>
-        </w:tc>
-      </w:tr>
-      <w:tr>
-        <w:trPr>
-          <w:cantSplit/>
-        </w:trPr>
-        <w:tc>
-          <w:tcPr>
-            <w:tcW w:w="5000" w:type="pct"/>
-            <w:gridSpan w:val="6"/>
-          </w:tcPr>
-          <w:p>
-            <w:pPr>
-              <w:keepNext/>
-              <w:keepLines/>
-              <w:spacing w:after="0"/>
-              <w:rPr>
-                <w:rFonts w:asciiTheme="majorBidi" w:hAnsiTheme="majorBidi" w:cstheme="majorBidi"/>
-                <w:sz w:val="18"/>
-                <w:szCs w:val="18"/>
-                <w:lang w:bidi="ar-IQ"/>
-              </w:rPr>
-            </w:pPr>
-            <w:r>
-              <w:rPr>
-                <w:rFonts w:asciiTheme="majorBidi" w:hAnsiTheme="majorBidi" w:cstheme="majorBidi"/>
-                <w:sz w:val="18"/>
-                <w:szCs w:val="18"/>
-                <w:rtl/>
-                <w:lang w:bidi="ar-IQ"/>
-              </w:rPr>
-              <w:t>{%</w:t>
-            </w:r>
-            <w:r>
-              <w:rPr>
-                <w:rFonts w:asciiTheme="majorBidi" w:hAnsiTheme="majorBidi" w:cstheme="majorBidi"/>
-                <w:sz w:val="18"/>
-                <w:szCs w:val="18"/>
-                <w:lang w:bidi="ar-IQ"/>
-              </w:rPr>
-              <w:t xml:space="preserve">tr </w:t>
-            </w:r>
-            <w:proofErr w:type="spellStart"/>
-            <w:r>
-              <w:rPr>
-                <w:rFonts w:asciiTheme="majorBidi" w:hAnsiTheme="majorBidi" w:cstheme="majorBidi"/>
-                <w:sz w:val="18"/>
-                <w:szCs w:val="18"/>
-                <w:lang w:bidi="ar-IQ"/>
-              </w:rPr>
-              <w:t>endfor</w:t>
-            </w:r>
-            <w:proofErr w:type="spellEnd"/>
-            <w:r>
-              <w:rPr>
-                <w:rFonts w:asciiTheme="majorBidi" w:hAnsiTheme="majorBidi" w:cstheme="majorBidi"/>
-                <w:sz w:val="18"/>
-                <w:szCs w:val="18"/>
-                <w:rtl/>
-                <w:lang w:bidi="ar-IQ"/>
-              </w:rPr>
-              <w:t xml:space="preserve"> %}</w:t>
-            </w:r>
-          </w:p>
-        </w:tc>
-      </w:tr>
-    </w:tbl>
-    <w:p>
-      <w:pPr>
-        <w:keepNext/>
-        <w:keepLines/>
-        <w:spacing w:line="240" w:lineRule="auto"/>
-        <w:rPr>
-          <w:rFonts w:asciiTheme="majorBidi" w:hAnsiTheme="majorBidi" w:cstheme="majorBidi"/>
-          <w:lang w:bidi="ar-IQ"/>
-        </w:rPr>
-      </w:pPr>
-      <w:r>
-        <w:rPr>
-          <w:rFonts w:asciiTheme="majorBidi" w:hAnsiTheme="majorBidi" w:cstheme="majorBidi"/>
-          <w:rtl/>
-          <w:lang w:bidi="ar-IQ"/>
-        </w:rPr>
-        <w:t xml:space="preserve">{% </w:t>
-      </w:r>
-      <w:proofErr w:type="spellStart"/>
-      <w:r>
-        <w:rPr>
-          <w:rFonts w:asciiTheme="majorBidi" w:hAnsiTheme="majorBidi" w:cstheme="majorBidi"/>
-          <w:lang w:bidi="ar-IQ"/>
-        </w:rPr>
-        <w:t>endfor</w:t>
-      </w:r>
-      <w:proofErr w:type="spellEnd"/>
-      <w:r>
-        <w:rPr>
-          <w:rFonts w:asciiTheme="majorBidi" w:hAnsiTheme="majorBidi" w:cstheme="majorBidi"/>
-          <w:rtl/>
-          <w:lang w:bidi="ar-IQ"/>
-        </w:rPr>
-        <w:t xml:space="preserve"> %}</w:t>
-      </w:r>
-    </w:p>
-    <w:p>
-      <w:pPr>
-        <w:spacing w:line="240" w:lineRule="auto"/>
-        <w:rPr>
-          <w:rFonts w:asciiTheme="majorBidi" w:hAnsiTheme="majorBidi" w:cstheme="majorBidi"/>
-          <w:sz w:val="20"/>
-          <w:szCs w:val="20"/>
-          <w:rtl/>
-          <w:lang w:bidi="ar-IQ"/>
-        </w:rPr>
-      </w:pPr>
-    </w:p>
-    <w:p>
-      <w:pPr>
-        <w:rPr>
-          <w:rFonts w:asciiTheme="majorBidi" w:hAnsiTheme="majorBidi" w:cstheme="majorBidi"/>
-          <w:sz w:val="24"/>
-          <w:szCs w:val="24"/>
           <w:rtl/>
           <w:lang w:bidi="ar-IQ"/>
         </w:rPr>
@@ -2570,16 +1562,6 @@
     </w:tbl>
     <w:p>
       <w:pPr>
-        <w:rPr>
-          <w:rFonts w:asciiTheme="majorBidi" w:hAnsiTheme="majorBidi" w:cstheme="majorBidi"/>
-          <w:sz w:val="24"/>
-          <w:szCs w:val="24"/>
-          <w:lang w:bidi="ar-IQ"/>
-        </w:rPr>
-      </w:pPr>
-    </w:p>
-    <w:p>
-      <w:pPr>
         <w:spacing w:after="0" w:line="240" w:lineRule="auto"/>
         <w:rPr>
           <w:rFonts w:asciiTheme="majorBidi" w:hAnsiTheme="majorBidi" w:cstheme="majorBidi"/>
@@ -2599,43 +1581,6 @@
           <w:docGrid w:linePitch="360"/>
         </w:sectPr>
       </w:pPr>
-    </w:p>
-    <w:p>
-      <w:pPr>
-        <w:spacing w:after="0" w:line="240" w:lineRule="auto"/>
-        <w:rPr>
-          <w:rFonts w:asciiTheme="majorBidi" w:hAnsiTheme="majorBidi" w:cstheme="majorBidi"/>
-          <w:sz w:val="24"/>
-          <w:szCs w:val="24"/>
-          <w:lang w:bidi="ar-IQ"/>
-        </w:rPr>
-      </w:pPr>
-      <w:r>
-        <w:rPr>
-          <w:rFonts w:asciiTheme="majorBidi" w:hAnsiTheme="majorBidi" w:cstheme="majorBidi"/>
-          <w:rtl/>
-          <w:lang w:bidi="ar-IQ"/>
-        </w:rPr>
-        <w:lastRenderedPageBreak/>
-        <w:t>{{</w:t>
-      </w:r>
-      <w:proofErr w:type="spellStart"/>
-      <w:r>
-        <w:rPr>
-          <w:rFonts w:asciiTheme="majorBidi" w:hAnsiTheme="majorBidi" w:cstheme="majorBidi"/>
-          <w:lang w:bidi="ar-IQ"/>
-        </w:rPr>
-        <w:t>Back_page</w:t>
-      </w:r>
-      <w:proofErr w:type="spellEnd"/>
-      <w:r>
-        <w:rPr>
-          <w:rFonts w:asciiTheme="majorBidi" w:hAnsiTheme="majorBidi" w:cstheme="majorBidi"/>
-          <w:rtl/>
-          <w:lang w:bidi="ar-IQ"/>
-        </w:rPr>
-        <w:t>}}</w:t>
-      </w:r>
     </w:p>
     <w:p>
       <w:pPr>
@@ -2828,47 +1773,11 @@
       <w:pPr>
         <w:rPr>
           <w:rFonts w:asciiTheme="majorBidi" w:hAnsiTheme="majorBidi" w:cstheme="majorBidi"/>
-          <w:lang w:bidi="ar-IQ"/>
-        </w:rPr>
-      </w:pPr>
-      <w:r>
-        <w:rPr>
-          <w:rFonts w:asciiTheme="majorBidi" w:hAnsiTheme="majorBidi" w:cstheme="majorBidi"/>
-          <w:sz w:val="24"/>
-          <w:szCs w:val="24"/>
-          <w:rtl/>
-          <w:lang w:bidi="ar-IQ"/>
-        </w:rPr>
-        <w:t>{%</w:t>
-      </w:r>
-      <w:r>
-        <w:rPr>
-          <w:rFonts w:asciiTheme="majorBidi" w:hAnsiTheme="majorBidi" w:cstheme="majorBidi"/>
-          <w:sz w:val="24"/>
-          <w:szCs w:val="24"/>
-          <w:lang w:bidi="ar-IQ"/>
-        </w:rPr>
-        <w:t xml:space="preserve">p if </w:t>
-      </w:r>
-      <w:proofErr w:type="spellStart"/>
-      <w:r>
-        <w:rPr>
-          <w:rFonts w:asciiTheme="majorBidi" w:hAnsiTheme="majorBidi" w:cstheme="majorBidi"/>
-          <w:lang w:bidi="ar-IQ"/>
-        </w:rPr>
-        <w:t>Summer_ON</w:t>
-      </w:r>
-      <w:proofErr w:type="spellEnd"/>
-      <w:r>
-        <w:rPr>
-          <w:rFonts w:asciiTheme="majorBidi" w:hAnsiTheme="majorBidi" w:cstheme="majorBidi"/>
-          <w:sz w:val="24"/>
-          <w:szCs w:val="24"/>
-          <w:rtl/>
-          <w:lang w:bidi="ar-IQ"/>
-        </w:rPr>
-        <w:t xml:space="preserve"> %}</w:t>
-      </w:r>
+          <w:sz w:val="24"/>
+          <w:szCs w:val="24"/>
+          <w:lang w:bidi="ar-IQ"/>
+        </w:rPr>
+      </w:pPr>
     </w:p>
     <w:p>
       <w:pPr>
@@ -2877,21 +1786,41 @@
           <w:ilvl w:val="0"/>
           <w:numId w:val="28"/>
         </w:numPr>
-        <w:rPr>
-          <w:rFonts w:asciiTheme="majorBidi" w:hAnsiTheme="majorBidi" w:cstheme="majorBidi"/>
-          <w:sz w:val="24"/>
-          <w:szCs w:val="24"/>
-          <w:lang w:bidi="ar-IQ"/>
-        </w:rPr>
-      </w:pPr>
-      <w:r>
-        <w:rPr>
-          <w:rFonts w:asciiTheme="majorBidi" w:hAnsiTheme="majorBidi" w:cstheme="majorBidi"/>
-          <w:sz w:val="24"/>
-          <w:szCs w:val="24"/>
-          <w:rtl/>
-        </w:rPr>
-        <w:t xml:space="preserve">التدريب الصيفي: أكمل الطالب متطلبات التدريب الصيفي خلال العام الدراسي </w:t>
+        <w:spacing w:line="240" w:lineRule="auto"/>
+        <w:rPr>
+          <w:rFonts w:asciiTheme="majorBidi" w:hAnsiTheme="majorBidi" w:cstheme="majorBidi"/>
+          <w:sz w:val="24"/>
+          <w:szCs w:val="24"/>
+          <w:lang w:bidi="ar-IQ"/>
+        </w:rPr>
+      </w:pPr>
+      <w:r>
+        <w:rPr>
+          <w:rFonts w:asciiTheme="majorBidi" w:hAnsiTheme="majorBidi" w:cstheme="majorBidi"/>
+          <w:sz w:val="24"/>
+          <w:szCs w:val="24"/>
+          <w:rtl/>
+        </w:rPr>
+        <w:t>ال</w:t>
+      </w:r>
+      <w:r>
+        <w:rPr>
+          <w:rFonts w:asciiTheme="majorBidi" w:hAnsiTheme="majorBidi" w:cstheme="majorBidi" w:hint="cs"/>
+          <w:sz w:val="24"/>
+          <w:szCs w:val="24"/>
+          <w:rtl/>
+          <w:lang w:bidi="ar-IQ"/>
+        </w:rPr>
+        <w:t>أمر</w:t>
+      </w:r>
+      <w:r>
+        <w:rPr>
+          <w:rFonts w:asciiTheme="majorBidi" w:hAnsiTheme="majorBidi" w:cstheme="majorBidi"/>
+          <w:sz w:val="24"/>
+          <w:szCs w:val="24"/>
+          <w:rtl/>
+        </w:rPr>
+        <w:t xml:space="preserve"> الجامعي : </w:t>
       </w:r>
       <w:r>
         <w:rPr>
@@ -2911,7 +1840,7 @@
           <w:szCs w:val="24"/>
           <w:lang w:bidi="ar-IQ"/>
         </w:rPr>
-        <w:t>Summer_Training_year</w:t>
+        <w:t>order_number</w:t>
       </w:r>
       <w:proofErr w:type="spellEnd"/>
       <w:r>
@@ -2926,20 +1855,69 @@
       </w:r>
       <w:r>
         <w:rPr>
-          <w:rFonts w:asciiTheme="majorBidi" w:hAnsiTheme="majorBidi" w:cstheme="majorBidi" w:hint="cs"/>
-          <w:sz w:val="24"/>
-          <w:szCs w:val="24"/>
-          <w:rtl/>
-        </w:rPr>
-        <w:t>.</w:t>
+          <w:rFonts w:asciiTheme="majorBidi" w:hAnsiTheme="majorBidi" w:cstheme="majorBidi"/>
+          <w:sz w:val="24"/>
+          <w:szCs w:val="24"/>
+          <w:rtl/>
+        </w:rPr>
+        <w:t xml:space="preserve"> </w:t>
+      </w:r>
+      <w:r>
+        <w:rPr>
+          <w:rFonts w:asciiTheme="majorBidi" w:hAnsiTheme="majorBidi" w:cstheme="majorBidi"/>
+          <w:sz w:val="24"/>
+          <w:szCs w:val="24"/>
+          <w:rtl/>
+          <w:lang w:bidi="ar-IQ"/>
+        </w:rPr>
+        <w:t xml:space="preserve"> </w:t>
+      </w:r>
+      <w:r>
+        <w:rPr>
+          <w:rFonts w:asciiTheme="majorBidi" w:hAnsiTheme="majorBidi" w:cstheme="majorBidi"/>
+          <w:sz w:val="24"/>
+          <w:szCs w:val="24"/>
+          <w:rtl/>
+        </w:rPr>
+        <w:t xml:space="preserve">في </w:t>
+      </w:r>
+      <w:r>
+        <w:rPr>
+          <w:rFonts w:asciiTheme="majorBidi" w:hAnsiTheme="majorBidi" w:cstheme="majorBidi"/>
+          <w:sz w:val="24"/>
+          <w:szCs w:val="24"/>
+          <w:rtl/>
+          <w:lang w:bidi="ar-IQ"/>
+        </w:rPr>
+        <w:t xml:space="preserve"> {{</w:t>
+      </w:r>
+      <w:proofErr w:type="spellStart"/>
+      <w:r>
+        <w:rPr>
+          <w:rFonts w:asciiTheme="majorBidi" w:hAnsiTheme="majorBidi" w:cstheme="majorBidi"/>
+          <w:sz w:val="24"/>
+          <w:szCs w:val="24"/>
+          <w:lang w:bidi="ar-IQ"/>
+        </w:rPr>
+        <w:t>order_date</w:t>
+      </w:r>
+      <w:proofErr w:type="spellEnd"/>
+      <w:r>
+        <w:rPr>
+          <w:rFonts w:asciiTheme="majorBidi" w:hAnsiTheme="majorBidi" w:cstheme="majorBidi"/>
+          <w:sz w:val="24"/>
+          <w:szCs w:val="24"/>
+          <w:rtl/>
+          <w:lang w:bidi="ar-IQ"/>
+        </w:rPr>
+        <w:t>}}</w:t>
       </w:r>
     </w:p>
     <w:p>
       <w:pPr>
-        <w:rPr>
-          <w:rFonts w:asciiTheme="majorBidi" w:hAnsiTheme="majorBidi" w:cstheme="majorBidi"/>
-          <w:sz w:val="24"/>
-          <w:szCs w:val="24"/>
+        <w:spacing w:line="240" w:lineRule="auto"/>
+        <w:rPr>
+          <w:rFonts w:asciiTheme="majorBidi" w:hAnsiTheme="majorBidi" w:cstheme="majorBidi"/>
           <w:lang w:bidi="ar-IQ"/>
         </w:rPr>
       </w:pPr>
@@ -2960,8 +1938,17 @@
           <w:szCs w:val="24"/>
           <w:lang w:bidi="ar-IQ"/>
         </w:rPr>
-        <w:t>p endif</w:t>
-      </w:r>
+        <w:t xml:space="preserve">p if </w:t>
+      </w:r>
+      <w:proofErr w:type="spellStart"/>
+      <w:r>
+        <w:rPr>
+          <w:rFonts w:asciiTheme="majorBidi" w:hAnsiTheme="majorBidi" w:cstheme="majorBidi"/>
+          <w:lang w:bidi="ar-IQ"/>
+        </w:rPr>
+        <w:t>Summer_ON</w:t>
+      </w:r>
+      <w:proofErr w:type="spellEnd"/>
       <w:r>
         <w:rPr>
           <w:rFonts w:asciiTheme="majorBidi" w:hAnsiTheme="majorBidi" w:cstheme="majorBidi"/>
@@ -2980,22 +1967,53 @@
           <w:ilvl w:val="0"/>
           <w:numId w:val="28"/>
         </w:numPr>
-        <w:rPr>
-          <w:rFonts w:asciiTheme="majorBidi" w:hAnsiTheme="majorBidi" w:cstheme="majorBidi"/>
-          <w:sz w:val="24"/>
-          <w:szCs w:val="24"/>
-          <w:rtl/>
-          <w:lang w:bidi="ar-IQ"/>
-        </w:rPr>
-      </w:pPr>
-      <w:r>
-        <w:rPr>
-          <w:rFonts w:asciiTheme="majorBidi" w:hAnsiTheme="majorBidi" w:cstheme="majorBidi"/>
-          <w:sz w:val="24"/>
-          <w:szCs w:val="24"/>
-          <w:rtl/>
-        </w:rPr>
-        <w:t>ال</w:t>
+        <w:spacing w:line="240" w:lineRule="auto"/>
+        <w:rPr>
+          <w:rFonts w:asciiTheme="majorBidi" w:hAnsiTheme="majorBidi" w:cstheme="majorBidi"/>
+          <w:sz w:val="24"/>
+          <w:szCs w:val="24"/>
+          <w:lang w:bidi="ar-IQ"/>
+        </w:rPr>
+      </w:pPr>
+      <w:r>
+        <w:rPr>
+          <w:rFonts w:asciiTheme="majorBidi" w:hAnsiTheme="majorBidi" w:cstheme="majorBidi"/>
+          <w:sz w:val="24"/>
+          <w:szCs w:val="24"/>
+          <w:rtl/>
+        </w:rPr>
+        <w:t xml:space="preserve">التدريب الصيفي: أكمل الطالب متطلبات التدريب الصيفي خلال العام الدراسي </w:t>
+      </w:r>
+      <w:r>
+        <w:rPr>
+          <w:rFonts w:asciiTheme="majorBidi" w:hAnsiTheme="majorBidi" w:cstheme="majorBidi"/>
+          <w:sz w:val="24"/>
+          <w:szCs w:val="24"/>
+          <w:rtl/>
+          <w:lang w:bidi="ar-IQ"/>
+        </w:rPr>
+        <w:t>{{</w:t>
+      </w:r>
+      <w:proofErr w:type="spellStart"/>
+      <w:r>
+        <w:rPr>
+          <w:rFonts w:asciiTheme="majorBidi" w:hAnsiTheme="majorBidi" w:cstheme="majorBidi"/>
+          <w:sz w:val="24"/>
+          <w:szCs w:val="24"/>
+          <w:lang w:bidi="ar-IQ"/>
+        </w:rPr>
+        <w:t>Summer_Training_year</w:t>
+      </w:r>
+      <w:proofErr w:type="spellEnd"/>
+      <w:r>
+        <w:rPr>
+          <w:rFonts w:asciiTheme="majorBidi" w:hAnsiTheme="majorBidi" w:cstheme="majorBidi"/>
+          <w:sz w:val="24"/>
+          <w:szCs w:val="24"/>
+          <w:rtl/>
+          <w:lang w:bidi="ar-IQ"/>
+        </w:rPr>
+        <w:t>}}</w:t>
       </w:r>
       <w:r>
         <w:rPr>
@@ -3003,108 +2021,48 @@
           <w:sz w:val="24"/>
           <w:szCs w:val="24"/>
           <w:rtl/>
-          <w:lang w:bidi="ar-IQ"/>
-        </w:rPr>
-        <w:t>أمر</w:t>
-      </w:r>
-      <w:r>
-        <w:rPr>
-          <w:rFonts w:asciiTheme="majorBidi" w:hAnsiTheme="majorBidi" w:cstheme="majorBidi"/>
-          <w:sz w:val="24"/>
-          <w:szCs w:val="24"/>
-          <w:rtl/>
-        </w:rPr>
-        <w:t xml:space="preserve"> الجامعي : </w:t>
-      </w:r>
-      <w:r>
-        <w:rPr>
-          <w:rFonts w:asciiTheme="majorBidi" w:hAnsiTheme="majorBidi" w:cstheme="majorBidi"/>
-          <w:sz w:val="24"/>
-          <w:szCs w:val="24"/>
-          <w:rtl/>
-          <w:lang w:bidi="ar-IQ"/>
-        </w:rPr>
-        <w:t>{{</w:t>
-      </w:r>
-      <w:proofErr w:type="spellStart"/>
-      <w:r>
-        <w:rPr>
-          <w:rFonts w:asciiTheme="majorBidi" w:hAnsiTheme="majorBidi" w:cstheme="majorBidi"/>
-          <w:sz w:val="24"/>
-          <w:szCs w:val="24"/>
-          <w:lang w:bidi="ar-IQ"/>
-        </w:rPr>
-        <w:t>order_number</w:t>
-      </w:r>
-      <w:proofErr w:type="spellEnd"/>
-      <w:r>
-        <w:rPr>
-          <w:rFonts w:asciiTheme="majorBidi" w:hAnsiTheme="majorBidi" w:cstheme="majorBidi"/>
-          <w:sz w:val="24"/>
-          <w:szCs w:val="24"/>
-          <w:rtl/>
-          <w:lang w:bidi="ar-IQ"/>
-        </w:rPr>
-        <w:t>}}</w:t>
-      </w:r>
-      <w:r>
-        <w:rPr>
-          <w:rFonts w:asciiTheme="majorBidi" w:hAnsiTheme="majorBidi" w:cstheme="majorBidi"/>
-          <w:sz w:val="24"/>
-          <w:szCs w:val="24"/>
-          <w:rtl/>
-        </w:rPr>
-        <w:t xml:space="preserve"> </w:t>
-      </w:r>
-      <w:r>
-        <w:rPr>
-          <w:rFonts w:asciiTheme="majorBidi" w:hAnsiTheme="majorBidi" w:cstheme="majorBidi"/>
-          <w:sz w:val="24"/>
-          <w:szCs w:val="24"/>
-          <w:rtl/>
-          <w:lang w:bidi="ar-IQ"/>
-        </w:rPr>
-        <w:t xml:space="preserve"> </w:t>
-      </w:r>
-      <w:r>
-        <w:rPr>
-          <w:rFonts w:asciiTheme="majorBidi" w:hAnsiTheme="majorBidi" w:cstheme="majorBidi"/>
-          <w:sz w:val="24"/>
-          <w:szCs w:val="24"/>
-          <w:rtl/>
-        </w:rPr>
-        <w:t xml:space="preserve">في </w:t>
-      </w:r>
-      <w:r>
-        <w:rPr>
-          <w:rFonts w:asciiTheme="majorBidi" w:hAnsiTheme="majorBidi" w:cstheme="majorBidi"/>
-          <w:sz w:val="24"/>
-          <w:szCs w:val="24"/>
-          <w:rtl/>
-          <w:lang w:bidi="ar-IQ"/>
-        </w:rPr>
-        <w:t xml:space="preserve"> {{</w:t>
-      </w:r>
-      <w:proofErr w:type="spellStart"/>
-      <w:r>
-        <w:rPr>
-          <w:rFonts w:asciiTheme="majorBidi" w:hAnsiTheme="majorBidi" w:cstheme="majorBidi"/>
-          <w:sz w:val="24"/>
-          <w:szCs w:val="24"/>
-          <w:lang w:bidi="ar-IQ"/>
-        </w:rPr>
-        <w:t>order_date</w:t>
-      </w:r>
-      <w:proofErr w:type="spellEnd"/>
-      <w:r>
-        <w:rPr>
-          <w:rFonts w:asciiTheme="majorBidi" w:hAnsiTheme="majorBidi" w:cstheme="majorBidi"/>
-          <w:sz w:val="24"/>
-          <w:szCs w:val="24"/>
-          <w:rtl/>
-          <w:lang w:bidi="ar-IQ"/>
-        </w:rPr>
-        <w:t>}}</w:t>
+        </w:rPr>
+        <w:t>.</w:t>
+      </w:r>
+    </w:p>
+    <w:p>
+      <w:pPr>
+        <w:spacing w:line="240" w:lineRule="auto"/>
+        <w:rPr>
+          <w:rFonts w:asciiTheme="majorBidi" w:hAnsiTheme="majorBidi" w:cstheme="majorBidi"/>
+          <w:sz w:val="24"/>
+          <w:szCs w:val="24"/>
+          <w:lang w:bidi="ar-IQ"/>
+        </w:rPr>
+      </w:pPr>
+      <w:r>
+        <w:rPr>
+          <w:rFonts w:asciiTheme="majorBidi" w:hAnsiTheme="majorBidi" w:cstheme="majorBidi"/>
+          <w:sz w:val="24"/>
+          <w:szCs w:val="24"/>
+          <w:rtl/>
+          <w:lang w:bidi="ar-IQ"/>
+        </w:rPr>
+        <w:t>{%</w:t>
+      </w:r>
+      <w:r>
+        <w:rPr>
+          <w:rFonts w:asciiTheme="majorBidi" w:hAnsiTheme="majorBidi" w:cstheme="majorBidi"/>
+          <w:sz w:val="24"/>
+          <w:szCs w:val="24"/>
+          <w:lang w:bidi="ar-IQ"/>
+        </w:rPr>
+        <w:t>p endif</w:t>
+      </w:r>
+      <w:r>
+        <w:rPr>
+          <w:rFonts w:asciiTheme="majorBidi" w:hAnsiTheme="majorBidi" w:cstheme="majorBidi"/>
+          <w:sz w:val="24"/>
+          <w:szCs w:val="24"/>
+          <w:rtl/>
+          <w:lang w:bidi="ar-IQ"/>
+        </w:rPr>
+        <w:t xml:space="preserve"> %}</w:t>
       </w:r>
     </w:p>
     <w:p>
@@ -3114,21 +2072,41 @@
           <w:ilvl w:val="0"/>
           <w:numId w:val="28"/>
         </w:numPr>
-        <w:rPr>
-          <w:rFonts w:asciiTheme="majorBidi" w:hAnsiTheme="majorBidi" w:cstheme="majorBidi"/>
-          <w:sz w:val="24"/>
-          <w:szCs w:val="24"/>
-          <w:rtl/>
-        </w:rPr>
-      </w:pPr>
-      <w:r>
-        <w:rPr>
-          <w:rFonts w:asciiTheme="majorBidi" w:hAnsiTheme="majorBidi" w:cstheme="majorBidi"/>
-          <w:sz w:val="24"/>
-          <w:szCs w:val="24"/>
-          <w:rtl/>
-        </w:rPr>
-        <w:t xml:space="preserve">التقدير: </w:t>
+        <w:spacing w:line="240" w:lineRule="auto"/>
+        <w:rPr>
+          <w:rFonts w:asciiTheme="majorBidi" w:hAnsiTheme="majorBidi" w:cstheme="majorBidi"/>
+          <w:sz w:val="24"/>
+          <w:szCs w:val="24"/>
+          <w:rtl/>
+        </w:rPr>
+      </w:pPr>
+      <w:r>
+        <w:rPr>
+          <w:rFonts w:asciiTheme="majorBidi" w:hAnsiTheme="majorBidi" w:cstheme="majorBidi"/>
+          <w:sz w:val="24"/>
+          <w:szCs w:val="24"/>
+          <w:rtl/>
+        </w:rPr>
+        <w:t>التقدير</w:t>
+      </w:r>
+      <w:r>
+        <w:rPr>
+          <w:rFonts w:asciiTheme="majorBidi" w:hAnsiTheme="majorBidi" w:cstheme="majorBidi" w:hint="cs"/>
+          <w:sz w:val="24"/>
+          <w:szCs w:val="24"/>
+          <w:rtl/>
+          <w:lang w:bidi="ar-IQ"/>
+        </w:rPr>
+        <w:t>ات</w:t>
+      </w:r>
+      <w:r>
+        <w:rPr>
+          <w:rFonts w:asciiTheme="majorBidi" w:hAnsiTheme="majorBidi" w:cstheme="majorBidi"/>
+          <w:sz w:val="24"/>
+          <w:szCs w:val="24"/>
+          <w:rtl/>
+        </w:rPr>
+        <w:t xml:space="preserve">: </w:t>
       </w:r>
       <w:r>
         <w:rPr>
@@ -3148,12 +2126,31 @@
           <w:rtl/>
         </w:rPr>
         <w:tab/>
-        <w:t>(50 - أقل من 60)</w:t>
+        <w:t>(</w:t>
+      </w:r>
+      <w:r>
+        <w:rPr>
+          <w:rFonts w:asciiTheme="majorBidi" w:hAnsiTheme="majorBidi" w:cstheme="majorBidi" w:hint="cs"/>
+          <w:sz w:val="24"/>
+          <w:szCs w:val="24"/>
+          <w:rtl/>
+        </w:rPr>
+        <w:t>50</w:t>
+      </w:r>
+      <w:r>
+        <w:rPr>
+          <w:rFonts w:asciiTheme="majorBidi" w:hAnsiTheme="majorBidi" w:cstheme="majorBidi"/>
+          <w:sz w:val="24"/>
+          <w:szCs w:val="24"/>
+          <w:rtl/>
+        </w:rPr>
+        <w:t xml:space="preserve"> - أقل من 60)</w:t>
       </w:r>
     </w:p>
     <w:p>
       <w:pPr>
         <w:pStyle w:val="ListParagraph"/>
+        <w:spacing w:line="240" w:lineRule="auto"/>
         <w:ind w:left="1440"/>
         <w:rPr>
           <w:rFonts w:asciiTheme="majorBidi" w:hAnsiTheme="majorBidi" w:cstheme="majorBidi"/>
@@ -3185,6 +2182,7 @@
     <w:p>
       <w:pPr>
         <w:pStyle w:val="ListParagraph"/>
+        <w:spacing w:line="240" w:lineRule="auto"/>
         <w:ind w:left="1440"/>
         <w:rPr>
           <w:rFonts w:asciiTheme="majorBidi" w:hAnsiTheme="majorBidi" w:cstheme="majorBidi"/>
@@ -3216,6 +2214,7 @@
     <w:p>
       <w:pPr>
         <w:pStyle w:val="ListParagraph"/>
+        <w:spacing w:line="240" w:lineRule="auto"/>
         <w:ind w:left="1440"/>
         <w:rPr>
           <w:rFonts w:asciiTheme="majorBidi" w:hAnsiTheme="majorBidi" w:cstheme="majorBidi"/>
@@ -3247,6 +2246,7 @@
     <w:p>
       <w:pPr>
         <w:pStyle w:val="ListParagraph"/>
+        <w:spacing w:line="240" w:lineRule="auto"/>
         <w:ind w:left="1440"/>
         <w:rPr>
           <w:rFonts w:asciiTheme="majorBidi" w:hAnsiTheme="majorBidi" w:cstheme="majorBidi"/>
@@ -3287,6 +2287,7 @@
     </w:p>
     <w:p>
       <w:pPr>
+        <w:spacing w:line="240" w:lineRule="auto"/>
         <w:rPr>
           <w:rFonts w:asciiTheme="majorBidi" w:hAnsiTheme="majorBidi" w:cstheme="majorBidi"/>
           <w:sz w:val="24"/>
@@ -3342,180 +2343,52 @@
           <w:ilvl w:val="0"/>
           <w:numId w:val="29"/>
         </w:numPr>
-        <w:rPr>
-          <w:rFonts w:asciiTheme="majorBidi" w:hAnsiTheme="majorBidi" w:cstheme="majorBidi"/>
-          <w:sz w:val="24"/>
-          <w:szCs w:val="24"/>
-          <w:lang w:bidi="ar-IQ"/>
-        </w:rPr>
-      </w:pPr>
-      <w:r>
-        <w:rPr>
-          <w:rFonts w:asciiTheme="majorBidi" w:hAnsiTheme="majorBidi" w:cstheme="majorBidi"/>
-          <w:sz w:val="24"/>
-          <w:szCs w:val="24"/>
-          <w:rtl/>
-        </w:rPr>
-        <w:t xml:space="preserve">سنوات التأجيل والرسوب: </w:t>
-      </w:r>
-      <w:r>
-        <w:rPr>
-          <w:rFonts w:asciiTheme="majorBidi" w:hAnsiTheme="majorBidi" w:cstheme="majorBidi"/>
-          <w:sz w:val="24"/>
-          <w:szCs w:val="24"/>
-          <w:rtl/>
-          <w:lang w:bidi="ar-IQ"/>
-        </w:rPr>
-        <w:t>{{</w:t>
-      </w:r>
-      <w:proofErr w:type="spellStart"/>
-      <w:r>
-        <w:rPr>
-          <w:rFonts w:asciiTheme="majorBidi" w:hAnsiTheme="majorBidi" w:cstheme="majorBidi"/>
-          <w:sz w:val="24"/>
-          <w:szCs w:val="24"/>
-          <w:lang w:bidi="ar-IQ"/>
-        </w:rPr>
-        <w:t>Postponement_and_Failure_Years</w:t>
-      </w:r>
-      <w:proofErr w:type="spellEnd"/>
-      <w:r>
-        <w:rPr>
-          <w:rFonts w:asciiTheme="majorBidi" w:hAnsiTheme="majorBidi" w:cstheme="majorBidi"/>
-          <w:sz w:val="24"/>
-          <w:szCs w:val="24"/>
-          <w:rtl/>
-          <w:lang w:bidi="ar-IQ"/>
-        </w:rPr>
-        <w:t xml:space="preserve"> }}</w:t>
-      </w:r>
-      <w:r>
-        <w:rPr>
-          <w:rFonts w:asciiTheme="majorBidi" w:hAnsiTheme="majorBidi" w:cstheme="majorBidi"/>
-          <w:sz w:val="24"/>
-          <w:szCs w:val="24"/>
-          <w:rtl/>
-        </w:rPr>
-        <w:t>.</w:t>
+        <w:spacing w:line="240" w:lineRule="auto"/>
+        <w:rPr>
+          <w:rFonts w:asciiTheme="majorBidi" w:hAnsiTheme="majorBidi" w:cstheme="majorBidi"/>
+          <w:lang w:bidi="ar-IQ"/>
+        </w:rPr>
+      </w:pPr>
+      <w:r>
+        <w:rPr>
+          <w:rFonts w:asciiTheme="majorBidi" w:hAnsiTheme="majorBidi" w:cstheme="majorBidi"/>
+          <w:sz w:val="24"/>
+          <w:szCs w:val="24"/>
+          <w:rtl/>
+        </w:rPr>
+        <w:t>سنوات التأجيل والرسوب:</w:t>
       </w:r>
     </w:p>
     <w:p>
       <w:pPr>
-        <w:rPr>
-          <w:rFonts w:asciiTheme="majorBidi" w:hAnsiTheme="majorBidi" w:cstheme="majorBidi"/>
-          <w:sz w:val="24"/>
-          <w:szCs w:val="24"/>
-          <w:rtl/>
-          <w:lang w:bidi="ar-IQ"/>
-        </w:rPr>
-      </w:pPr>
-      <w:r>
-        <w:rPr>
-          <w:rFonts w:asciiTheme="majorBidi" w:hAnsiTheme="majorBidi" w:cstheme="majorBidi"/>
-          <w:sz w:val="24"/>
-          <w:szCs w:val="24"/>
-          <w:rtl/>
-          <w:lang w:bidi="ar-IQ"/>
-        </w:rPr>
-        <w:t>{%</w:t>
-      </w:r>
-      <w:r>
-        <w:rPr>
-          <w:rFonts w:asciiTheme="majorBidi" w:hAnsiTheme="majorBidi" w:cstheme="majorBidi"/>
-          <w:sz w:val="24"/>
-          <w:szCs w:val="24"/>
-          <w:lang w:bidi="ar-IQ"/>
-        </w:rPr>
-        <w:t xml:space="preserve">p </w:t>
-      </w:r>
-      <w:r>
-        <w:rPr>
-          <w:rFonts w:asciiTheme="majorBidi" w:hAnsiTheme="majorBidi" w:cstheme="majorBidi"/>
-          <w:sz w:val="24"/>
-          <w:szCs w:val="24"/>
-          <w:lang w:bidi="ar-IQ"/>
-        </w:rPr>
-        <w:t>endif</w:t>
-      </w:r>
-      <w:r>
-        <w:rPr>
-          <w:rFonts w:asciiTheme="majorBidi" w:hAnsiTheme="majorBidi" w:cstheme="majorBidi"/>
-          <w:sz w:val="24"/>
-          <w:szCs w:val="24"/>
-          <w:rtl/>
+        <w:spacing w:line="240" w:lineRule="auto"/>
+        <w:rPr>
+          <w:rFonts w:asciiTheme="majorBidi" w:hAnsiTheme="majorBidi" w:cstheme="majorBidi"/>
+          <w:lang w:bidi="ar-IQ"/>
+        </w:rPr>
+      </w:pPr>
+      <w:r>
+        <w:rPr>
+          <w:rFonts w:asciiTheme="majorBidi" w:hAnsiTheme="majorBidi" w:cstheme="majorBidi"/>
+          <w:lang w:bidi="ar-IQ"/>
+        </w:rPr>
+        <w:t xml:space="preserve">{%p for year in </w:t>
+      </w:r>
+      <w:proofErr w:type="spellStart"/>
+      <w:r>
+        <w:rPr>
+          <w:rFonts w:asciiTheme="majorBidi" w:hAnsiTheme="majorBidi" w:cstheme="majorBidi"/>
+          <w:lang w:bidi="ar-IQ"/>
+        </w:rPr>
+        <w:t>failed_years</w:t>
+      </w:r>
+      <w:proofErr w:type="spellEnd"/>
+      <w:r>
+        <w:rPr>
+          <w:rFonts w:asciiTheme="majorBidi" w:hAnsiTheme="majorBidi" w:cstheme="majorBidi"/>
           <w:lang w:bidi="ar-IQ"/>
         </w:rPr>
         <w:t xml:space="preserve"> %}</w:t>
-      </w:r>
-    </w:p>
-    <w:p>
-      <w:pPr>
-        <w:rPr>
-          <w:rFonts w:asciiTheme="majorBidi" w:hAnsiTheme="majorBidi" w:cstheme="majorBidi"/>
-          <w:sz w:val="24"/>
-          <w:szCs w:val="24"/>
-          <w:rtl/>
-          <w:lang w:bidi="ar-IQ"/>
-        </w:rPr>
-      </w:pPr>
-      <w:r>
-        <w:rPr>
-          <w:rFonts w:asciiTheme="majorBidi" w:hAnsiTheme="majorBidi" w:cstheme="majorBidi"/>
-          <w:sz w:val="24"/>
-          <w:szCs w:val="24"/>
-          <w:rtl/>
-          <w:lang w:bidi="ar-IQ"/>
-        </w:rPr>
-        <w:t>{%</w:t>
-      </w:r>
-      <w:r>
-        <w:rPr>
-          <w:rFonts w:asciiTheme="majorBidi" w:hAnsiTheme="majorBidi" w:cstheme="majorBidi"/>
-          <w:sz w:val="24"/>
-          <w:szCs w:val="24"/>
-          <w:lang w:bidi="ar-IQ"/>
-        </w:rPr>
-        <w:t>p</w:t>
-      </w:r>
-      <w:r>
-        <w:rPr>
-          <w:rFonts w:asciiTheme="majorBidi" w:hAnsiTheme="majorBidi" w:cstheme="majorBidi"/>
-          <w:sz w:val="24"/>
-          <w:szCs w:val="24"/>
-          <w:lang w:bidi="ar-IQ"/>
-        </w:rPr>
-        <w:t xml:space="preserve"> if </w:t>
-      </w:r>
-      <w:proofErr w:type="spellStart"/>
-      <w:r>
-        <w:rPr>
-          <w:rFonts w:asciiTheme="majorBidi" w:hAnsiTheme="majorBidi" w:cstheme="majorBidi"/>
-          <w:sz w:val="24"/>
-          <w:szCs w:val="24"/>
-          <w:lang w:bidi="ar-IQ"/>
-        </w:rPr>
-        <w:t>Passed_ON</w:t>
-      </w:r>
-      <w:proofErr w:type="spellEnd"/>
-      <w:r>
-        <w:rPr>
-          <w:rFonts w:asciiTheme="majorBidi" w:hAnsiTheme="majorBidi" w:cstheme="majorBidi"/>
-          <w:sz w:val="24"/>
-          <w:szCs w:val="24"/>
-          <w:rtl/>
-          <w:lang w:bidi="ar-IQ"/>
-        </w:rPr>
-        <w:t xml:space="preserve"> </w:t>
-      </w:r>
-      <w:r>
-        <w:rPr>
-          <w:rFonts w:asciiTheme="majorBidi" w:hAnsiTheme="majorBidi" w:cstheme="majorBidi"/>
-          <w:sz w:val="24"/>
-          <w:szCs w:val="24"/>
-          <w:rtl/>
-          <w:lang w:bidi="ar-IQ"/>
-        </w:rPr>
-        <w:t>%}</w:t>
       </w:r>
     </w:p>
     <w:p>
@@ -3525,21 +2398,21 @@
           <w:ilvl w:val="0"/>
           <w:numId w:val="29"/>
         </w:numPr>
-        <w:rPr>
-          <w:rFonts w:asciiTheme="majorBidi" w:hAnsiTheme="majorBidi" w:cstheme="majorBidi"/>
-          <w:sz w:val="24"/>
-          <w:szCs w:val="24"/>
-          <w:lang w:bidi="ar-IQ"/>
-        </w:rPr>
-      </w:pPr>
-      <w:r>
-        <w:rPr>
-          <w:rFonts w:asciiTheme="majorBidi" w:hAnsiTheme="majorBidi" w:cstheme="majorBidi"/>
-          <w:sz w:val="24"/>
-          <w:szCs w:val="24"/>
-          <w:rtl/>
-        </w:rPr>
-        <w:t xml:space="preserve">عدد الدروس التي اجتازها في المحاولة الثانية: </w:t>
+        <w:spacing w:line="240" w:lineRule="auto"/>
+        <w:rPr>
+          <w:rFonts w:asciiTheme="majorBidi" w:hAnsiTheme="majorBidi" w:cstheme="majorBidi"/>
+          <w:lang w:bidi="ar-IQ"/>
+        </w:rPr>
+      </w:pPr>
+      <w:r>
+        <w:rPr>
+          <w:rFonts w:asciiTheme="majorBidi" w:hAnsiTheme="majorBidi" w:cstheme="majorBidi" w:hint="cs"/>
+          <w:sz w:val="24"/>
+          <w:szCs w:val="24"/>
+          <w:rtl/>
+          <w:lang w:bidi="ar-IQ"/>
+        </w:rPr>
+        <w:t xml:space="preserve">السنة </w:t>
       </w:r>
       <w:r>
         <w:rPr>
@@ -3551,15 +2424,20 @@
         </w:rPr>
         <w:t>{{</w:t>
       </w:r>
+      <w:r>
+        <w:rPr>
+          <w:rFonts w:asciiTheme="majorBidi" w:hAnsiTheme="majorBidi" w:cstheme="majorBidi"/>
+          <w:lang w:bidi="ar-IQ"/>
+        </w:rPr>
+        <w:t xml:space="preserve"> </w:t>
+      </w:r>
       <w:proofErr w:type="spellStart"/>
       <w:r>
         <w:rPr>
           <w:rFonts w:asciiTheme="majorBidi" w:hAnsiTheme="majorBidi" w:cstheme="majorBidi"/>
-          <w:sz w:val="24"/>
-          <w:szCs w:val="24"/>
-          <w:lang w:bidi="ar-IQ"/>
-        </w:rPr>
-        <w:t>Subjects_Passed_with_Second_Trial</w:t>
+          <w:lang w:bidi="ar-IQ"/>
+        </w:rPr>
+        <w:t>year.year_d</w:t>
       </w:r>
       <w:proofErr w:type="spellEnd"/>
       <w:r>
@@ -3577,25 +2455,84 @@
           <w:rFonts w:asciiTheme="majorBidi" w:hAnsiTheme="majorBidi" w:cstheme="majorBidi"/>
           <w:sz w:val="24"/>
           <w:szCs w:val="24"/>
-          <w:rtl/>
-        </w:rPr>
-        <w:t>.</w:t>
+          <w:lang w:bidi="ar-IQ"/>
+        </w:rPr>
+        <w:t xml:space="preserve"> </w:t>
+      </w:r>
+      <w:r>
+        <w:rPr>
+          <w:rFonts w:asciiTheme="majorBidi" w:hAnsiTheme="majorBidi" w:cstheme="majorBidi" w:hint="cs"/>
+          <w:sz w:val="24"/>
+          <w:szCs w:val="24"/>
+          <w:rtl/>
+          <w:lang w:bidi="ar-IQ"/>
+        </w:rPr>
+        <w:t>/ المرحلة {{</w:t>
+      </w:r>
+      <w:r>
+        <w:rPr>
+          <w:rFonts w:asciiTheme="majorBidi" w:hAnsiTheme="majorBidi" w:cstheme="majorBidi"/>
+          <w:lang w:bidi="ar-IQ"/>
+        </w:rPr>
+        <w:t xml:space="preserve"> </w:t>
+      </w:r>
+      <w:proofErr w:type="spellStart"/>
+      <w:r>
+        <w:rPr>
+          <w:rFonts w:asciiTheme="majorBidi" w:hAnsiTheme="majorBidi" w:cstheme="majorBidi"/>
+          <w:lang w:bidi="ar-IQ"/>
+        </w:rPr>
+        <w:t>year.stage</w:t>
+      </w:r>
+      <w:proofErr w:type="spellEnd"/>
+      <w:r>
+        <w:rPr>
+          <w:rFonts w:asciiTheme="majorBidi" w:hAnsiTheme="majorBidi" w:cstheme="majorBidi" w:hint="cs"/>
+          <w:sz w:val="24"/>
+          <w:szCs w:val="24"/>
+          <w:rtl/>
+          <w:lang w:bidi="ar-IQ"/>
+        </w:rPr>
+        <w:t>}} (سنة {{</w:t>
+      </w:r>
+      <w:r>
+        <w:rPr>
+          <w:rFonts w:asciiTheme="majorBidi" w:hAnsiTheme="majorBidi" w:cstheme="majorBidi"/>
+          <w:lang w:bidi="ar-IQ"/>
+        </w:rPr>
+        <w:t xml:space="preserve"> </w:t>
+      </w:r>
+      <w:proofErr w:type="spellStart"/>
+      <w:r>
+        <w:rPr>
+          <w:rFonts w:asciiTheme="majorBidi" w:hAnsiTheme="majorBidi" w:cstheme="majorBidi"/>
+          <w:lang w:bidi="ar-IQ"/>
+        </w:rPr>
+        <w:t>year.state</w:t>
+      </w:r>
+      <w:proofErr w:type="spellEnd"/>
+      <w:r>
+        <w:rPr>
+          <w:rFonts w:asciiTheme="majorBidi" w:hAnsiTheme="majorBidi" w:cstheme="majorBidi" w:hint="cs"/>
+          <w:sz w:val="24"/>
+          <w:szCs w:val="24"/>
+          <w:rtl/>
+          <w:lang w:bidi="ar-IQ"/>
+        </w:rPr>
+        <w:t>}})</w:t>
       </w:r>
     </w:p>
     <w:p>
       <w:pPr>
-        <w:rPr>
-          <w:rFonts w:asciiTheme="majorBidi" w:hAnsiTheme="majorBidi" w:cstheme="majorBidi"/>
-          <w:sz w:val="24"/>
-          <w:szCs w:val="24"/>
-          <w:rtl/>
-        </w:rPr>
-      </w:pPr>
-      <w:r>
-        <w:rPr>
-          <w:rFonts w:asciiTheme="majorBidi" w:hAnsiTheme="majorBidi" w:cstheme="majorBidi"/>
-          <w:sz w:val="24"/>
-          <w:szCs w:val="24"/>
+        <w:spacing w:line="240" w:lineRule="auto"/>
+        <w:rPr>
+          <w:rFonts w:asciiTheme="majorBidi" w:hAnsiTheme="majorBidi" w:cstheme="majorBidi"/>
+          <w:lang w:bidi="ar-IQ"/>
+        </w:rPr>
+      </w:pPr>
+      <w:r>
+        <w:rPr>
+          <w:rFonts w:asciiTheme="majorBidi" w:hAnsiTheme="majorBidi" w:cs="Times New Roman"/>
           <w:rtl/>
           <w:lang w:bidi="ar-IQ"/>
         </w:rPr>
@@ -3604,49 +2541,109 @@
       <w:r>
         <w:rPr>
           <w:rFonts w:asciiTheme="majorBidi" w:hAnsiTheme="majorBidi" w:cstheme="majorBidi"/>
-          <w:sz w:val="24"/>
-          <w:szCs w:val="24"/>
           <w:lang w:bidi="ar-IQ"/>
         </w:rPr>
         <w:t xml:space="preserve">p </w:t>
       </w:r>
-      <w:r>
-        <w:rPr>
-          <w:rFonts w:asciiTheme="majorBidi" w:hAnsiTheme="majorBidi" w:cstheme="majorBidi"/>
-          <w:sz w:val="24"/>
-          <w:szCs w:val="24"/>
-          <w:lang w:bidi="ar-IQ"/>
-        </w:rPr>
-        <w:t>endif</w:t>
-      </w:r>
-      <w:r>
-        <w:rPr>
-          <w:rFonts w:asciiTheme="majorBidi" w:hAnsiTheme="majorBidi" w:cstheme="majorBidi"/>
-          <w:sz w:val="24"/>
-          <w:szCs w:val="24"/>
-          <w:rtl/>
-          <w:lang w:bidi="ar-IQ"/>
-        </w:rPr>
-        <w:t xml:space="preserve"> </w:t>
-      </w:r>
-      <w:r>
-        <w:rPr>
-          <w:rFonts w:asciiTheme="majorBidi" w:hAnsiTheme="majorBidi" w:cstheme="majorBidi"/>
-          <w:sz w:val="24"/>
-          <w:szCs w:val="24"/>
-          <w:rtl/>
-          <w:lang w:bidi="ar-IQ"/>
-        </w:rPr>
-        <w:t>%}</w:t>
-      </w:r>
-      <w:r>
-        <w:rPr>
-          <w:rFonts w:asciiTheme="majorBidi" w:hAnsiTheme="majorBidi" w:cstheme="majorBidi"/>
-          <w:sz w:val="24"/>
-          <w:szCs w:val="24"/>
-          <w:rtl/>
-        </w:rPr>
-        <w:t xml:space="preserve"> </w:t>
+      <w:proofErr w:type="spellStart"/>
+      <w:r>
+        <w:rPr>
+          <w:rFonts w:asciiTheme="majorBidi" w:hAnsiTheme="majorBidi" w:cstheme="majorBidi"/>
+          <w:lang w:bidi="ar-IQ"/>
+        </w:rPr>
+        <w:t>endfor</w:t>
+      </w:r>
+      <w:proofErr w:type="spellEnd"/>
+      <w:r>
+        <w:rPr>
+          <w:rFonts w:asciiTheme="majorBidi" w:hAnsiTheme="majorBidi" w:cs="Times New Roman"/>
+          <w:rtl/>
+          <w:lang w:bidi="ar-IQ"/>
+        </w:rPr>
+        <w:t xml:space="preserve"> %}</w:t>
+      </w:r>
+    </w:p>
+    <w:p>
+      <w:pPr>
+        <w:spacing w:line="240" w:lineRule="auto"/>
+        <w:rPr>
+          <w:rFonts w:asciiTheme="majorBidi" w:hAnsiTheme="majorBidi" w:cs="Times New Roman"/>
+          <w:lang w:bidi="ar-IQ"/>
+        </w:rPr>
+      </w:pPr>
+      <w:r>
+        <w:rPr>
+          <w:rFonts w:asciiTheme="majorBidi" w:hAnsiTheme="majorBidi" w:cs="Times New Roman"/>
+          <w:rtl/>
+          <w:lang w:bidi="ar-IQ"/>
+        </w:rPr>
+        <w:t>{%</w:t>
+      </w:r>
+      <w:r>
+        <w:rPr>
+          <w:rFonts w:asciiTheme="majorBidi" w:hAnsiTheme="majorBidi" w:cstheme="majorBidi"/>
+          <w:lang w:bidi="ar-IQ"/>
+        </w:rPr>
+        <w:t>p endif</w:t>
+      </w:r>
+      <w:r>
+        <w:rPr>
+          <w:rFonts w:asciiTheme="majorBidi" w:hAnsiTheme="majorBidi" w:cs="Times New Roman"/>
+          <w:rtl/>
+          <w:lang w:bidi="ar-IQ"/>
+        </w:rPr>
+        <w:t xml:space="preserve"> %}</w:t>
+      </w:r>
+    </w:p>
+    <w:p>
+      <w:pPr>
+        <w:spacing w:line="240" w:lineRule="auto"/>
+        <w:rPr>
+          <w:rFonts w:asciiTheme="majorBidi" w:hAnsiTheme="majorBidi" w:cstheme="majorBidi"/>
+          <w:sz w:val="24"/>
+          <w:szCs w:val="24"/>
+          <w:lang w:bidi="ar-IQ"/>
+        </w:rPr>
+      </w:pPr>
+      <w:r>
+        <w:rPr>
+          <w:rFonts w:asciiTheme="majorBidi" w:hAnsiTheme="majorBidi" w:cs="Times New Roman"/>
+          <w:sz w:val="24"/>
+          <w:szCs w:val="24"/>
+          <w:rtl/>
+          <w:lang w:bidi="ar-IQ"/>
+        </w:rPr>
+        <w:t>{%</w:t>
+      </w:r>
+      <w:r>
+        <w:rPr>
+          <w:rFonts w:asciiTheme="majorBidi" w:hAnsiTheme="majorBidi" w:cstheme="majorBidi"/>
+          <w:sz w:val="24"/>
+          <w:szCs w:val="24"/>
+          <w:lang w:bidi="ar-IQ"/>
+        </w:rPr>
+        <w:t xml:space="preserve">p if </w:t>
+      </w:r>
+      <w:proofErr w:type="spellStart"/>
+      <w:r>
+        <w:rPr>
+          <w:rFonts w:asciiTheme="majorBidi" w:hAnsiTheme="majorBidi" w:cstheme="majorBidi"/>
+          <w:sz w:val="24"/>
+          <w:szCs w:val="24"/>
+          <w:lang w:bidi="ar-IQ"/>
+        </w:rPr>
+        <w:t>Passed_ON</w:t>
+      </w:r>
+      <w:proofErr w:type="spellEnd"/>
+      <w:r>
+        <w:rPr>
+          <w:rFonts w:asciiTheme="majorBidi" w:hAnsiTheme="majorBidi" w:cs="Times New Roman"/>
+          <w:sz w:val="24"/>
+          <w:szCs w:val="24"/>
+          <w:rtl/>
+          <w:lang w:bidi="ar-IQ"/>
+        </w:rPr>
+        <w:t xml:space="preserve"> %}</w:t>
       </w:r>
     </w:p>
     <w:p>
@@ -3656,23 +2653,347 @@
           <w:ilvl w:val="0"/>
           <w:numId w:val="29"/>
         </w:numPr>
-        <w:rPr>
-          <w:rFonts w:asciiTheme="majorBidi" w:hAnsiTheme="majorBidi" w:cstheme="majorBidi"/>
-          <w:sz w:val="24"/>
-          <w:szCs w:val="24"/>
-          <w:rtl/>
-          <w:lang w:bidi="ar-IQ"/>
-        </w:rPr>
-      </w:pPr>
-      <w:r>
-        <w:rPr>
-          <w:rFonts w:asciiTheme="majorBidi" w:hAnsiTheme="majorBidi" w:cstheme="majorBidi"/>
-          <w:sz w:val="24"/>
-          <w:szCs w:val="24"/>
-          <w:rtl/>
-          <w:lang w:bidi="ar-IQ"/>
-        </w:rPr>
-        <w:t>لغة التدريس طوال فترة الدراسة هي اللغة الإنجليزية.</w:t>
+        <w:spacing w:line="240" w:lineRule="auto"/>
+        <w:rPr>
+          <w:rFonts w:asciiTheme="majorBidi" w:hAnsiTheme="majorBidi" w:cstheme="majorBidi"/>
+          <w:sz w:val="24"/>
+          <w:szCs w:val="24"/>
+          <w:lang w:bidi="ar-IQ"/>
+        </w:rPr>
+      </w:pPr>
+      <w:r>
+        <w:rPr>
+          <w:rFonts w:asciiTheme="majorBidi" w:hAnsiTheme="majorBidi" w:cstheme="majorBidi" w:hint="cs"/>
+          <w:sz w:val="24"/>
+          <w:szCs w:val="24"/>
+          <w:rtl/>
+        </w:rPr>
+        <w:t>دور ثاني للمادة الدراسية المعنية:</w:t>
+      </w:r>
+    </w:p>
+    <w:p>
+      <w:pPr>
+        <w:spacing w:line="240" w:lineRule="auto"/>
+        <w:rPr>
+          <w:rFonts w:asciiTheme="majorBidi" w:hAnsiTheme="majorBidi" w:cstheme="majorBidi"/>
+          <w:sz w:val="24"/>
+          <w:szCs w:val="24"/>
+          <w:lang w:bidi="ar-IQ"/>
+        </w:rPr>
+      </w:pPr>
+      <w:r>
+        <w:rPr>
+          <w:rFonts w:asciiTheme="majorBidi" w:hAnsiTheme="majorBidi" w:cstheme="majorBidi"/>
+          <w:lang w:bidi="ar-IQ"/>
+        </w:rPr>
+        <w:t xml:space="preserve">{%p for </w:t>
+      </w:r>
+      <w:proofErr w:type="spellStart"/>
+      <w:r>
+        <w:rPr>
+          <w:rFonts w:asciiTheme="majorBidi" w:hAnsiTheme="majorBidi" w:cstheme="majorBidi"/>
+          <w:lang w:bidi="ar-IQ"/>
+        </w:rPr>
+        <w:t>t_year</w:t>
+      </w:r>
+      <w:proofErr w:type="spellEnd"/>
+      <w:r>
+        <w:rPr>
+          <w:rFonts w:asciiTheme="majorBidi" w:hAnsiTheme="majorBidi" w:cstheme="majorBidi"/>
+          <w:lang w:bidi="ar-IQ"/>
+        </w:rPr>
+        <w:t xml:space="preserve"> in attempts %}</w:t>
+      </w:r>
+    </w:p>
+    <w:p>
+      <w:pPr>
+        <w:pStyle w:val="ListParagraph"/>
+        <w:numPr>
+          <w:ilvl w:val="1"/>
+          <w:numId w:val="29"/>
+        </w:numPr>
+        <w:spacing w:line="240" w:lineRule="auto"/>
+        <w:rPr>
+          <w:rFonts w:asciiTheme="majorBidi" w:hAnsiTheme="majorBidi" w:cstheme="majorBidi"/>
+          <w:sz w:val="24"/>
+          <w:szCs w:val="24"/>
+          <w:lang w:bidi="ar-IQ"/>
+        </w:rPr>
+      </w:pPr>
+      <w:r>
+        <w:rPr>
+          <w:rFonts w:asciiTheme="majorBidi" w:hAnsiTheme="majorBidi" w:cstheme="majorBidi" w:hint="cs"/>
+          <w:sz w:val="24"/>
+          <w:szCs w:val="24"/>
+          <w:rtl/>
+        </w:rPr>
+        <w:t>العام الدراسي</w:t>
+      </w:r>
+      <w:r>
+        <w:rPr>
+          <w:rFonts w:asciiTheme="majorBidi" w:hAnsiTheme="majorBidi" w:cstheme="majorBidi"/>
+          <w:sz w:val="24"/>
+          <w:szCs w:val="24"/>
+          <w:rtl/>
+        </w:rPr>
+        <w:t>:</w:t>
+      </w:r>
+      <w:r>
+        <w:rPr>
+          <w:rFonts w:asciiTheme="majorBidi" w:hAnsiTheme="majorBidi" w:cstheme="majorBidi" w:hint="cs"/>
+          <w:sz w:val="24"/>
+          <w:szCs w:val="24"/>
+          <w:rtl/>
+        </w:rPr>
+        <w:t xml:space="preserve"> </w:t>
+      </w:r>
+      <w:r>
+        <w:rPr>
+          <w:rFonts w:asciiTheme="majorBidi" w:hAnsiTheme="majorBidi" w:cstheme="majorBidi"/>
+          <w:sz w:val="24"/>
+          <w:szCs w:val="24"/>
+        </w:rPr>
+        <w:t>{{</w:t>
+      </w:r>
+      <w:r>
+        <w:rPr>
+          <w:rFonts w:ascii="Courier New" w:hAnsi="Courier New" w:cs="Courier New"/>
+          <w:color w:val="CCCCCC"/>
+          <w:sz w:val="17"/>
+          <w:szCs w:val="17"/>
+        </w:rPr>
+        <w:t xml:space="preserve"> </w:t>
+      </w:r>
+      <w:proofErr w:type="spellStart"/>
+      <w:r>
+        <w:rPr>
+          <w:rFonts w:asciiTheme="majorBidi" w:hAnsiTheme="majorBidi" w:cstheme="majorBidi"/>
+          <w:sz w:val="24"/>
+          <w:szCs w:val="24"/>
+        </w:rPr>
+        <w:t>t_year.year</w:t>
+      </w:r>
+      <w:proofErr w:type="spellEnd"/>
+      <w:r>
+        <w:rPr>
+          <w:rFonts w:asciiTheme="majorBidi" w:hAnsiTheme="majorBidi" w:cstheme="majorBidi"/>
+          <w:sz w:val="24"/>
+          <w:szCs w:val="24"/>
+        </w:rPr>
+        <w:t>}}</w:t>
+      </w:r>
+      <w:r>
+        <w:rPr>
+          <w:rFonts w:asciiTheme="majorBidi" w:hAnsiTheme="majorBidi" w:cstheme="majorBidi"/>
+          <w:sz w:val="24"/>
+          <w:szCs w:val="24"/>
+          <w:rtl/>
+        </w:rPr>
+        <w:t xml:space="preserve"> </w:t>
+      </w:r>
+      <w:r>
+        <w:rPr>
+          <w:rFonts w:asciiTheme="majorBidi" w:hAnsiTheme="majorBidi" w:cstheme="majorBidi"/>
+          <w:sz w:val="24"/>
+          <w:szCs w:val="24"/>
+        </w:rPr>
+        <w:t xml:space="preserve"> </w:t>
+      </w:r>
+      <w:r>
+        <w:rPr>
+          <w:rFonts w:asciiTheme="majorBidi" w:hAnsiTheme="majorBidi" w:cstheme="majorBidi" w:hint="cs"/>
+          <w:sz w:val="24"/>
+          <w:szCs w:val="24"/>
+          <w:rtl/>
+        </w:rPr>
+        <w:t xml:space="preserve">/  المرحلة </w:t>
+      </w:r>
+      <w:r>
+        <w:rPr>
+          <w:rFonts w:asciiTheme="majorBidi" w:hAnsiTheme="majorBidi" w:cstheme="majorBidi"/>
+          <w:sz w:val="24"/>
+          <w:szCs w:val="24"/>
+        </w:rPr>
+        <w:t>{{</w:t>
+      </w:r>
+      <w:r>
+        <w:rPr>
+          <w:rFonts w:ascii="Courier New" w:hAnsi="Courier New" w:cs="Courier New"/>
+          <w:color w:val="CCCCCC"/>
+          <w:sz w:val="17"/>
+          <w:szCs w:val="17"/>
+        </w:rPr>
+        <w:t xml:space="preserve"> </w:t>
+      </w:r>
+      <w:proofErr w:type="spellStart"/>
+      <w:r>
+        <w:rPr>
+          <w:rFonts w:asciiTheme="majorBidi" w:hAnsiTheme="majorBidi" w:cstheme="majorBidi"/>
+          <w:sz w:val="24"/>
+          <w:szCs w:val="24"/>
+        </w:rPr>
+        <w:t>t_year.stage</w:t>
+      </w:r>
+      <w:proofErr w:type="spellEnd"/>
+      <w:r>
+        <w:rPr>
+          <w:rFonts w:asciiTheme="majorBidi" w:hAnsiTheme="majorBidi" w:cstheme="majorBidi"/>
+          <w:sz w:val="24"/>
+          <w:szCs w:val="24"/>
+        </w:rPr>
+        <w:t>}}</w:t>
+      </w:r>
+      <w:r>
+        <w:rPr>
+          <w:rFonts w:asciiTheme="majorBidi" w:hAnsiTheme="majorBidi" w:cstheme="majorBidi"/>
+          <w:sz w:val="24"/>
+          <w:szCs w:val="24"/>
+        </w:rPr>
+        <w:t xml:space="preserve"> </w:t>
+      </w:r>
+      <w:r>
+        <w:rPr>
+          <w:rFonts w:asciiTheme="majorBidi" w:hAnsiTheme="majorBidi" w:cstheme="majorBidi" w:hint="cs"/>
+          <w:sz w:val="24"/>
+          <w:szCs w:val="24"/>
+          <w:rtl/>
+        </w:rPr>
+        <w:t xml:space="preserve">  ( </w:t>
+      </w:r>
+      <w:r>
+        <w:rPr>
+          <w:rFonts w:asciiTheme="majorBidi" w:hAnsiTheme="majorBidi" w:cstheme="majorBidi"/>
+          <w:sz w:val="24"/>
+          <w:szCs w:val="24"/>
+        </w:rPr>
+        <w:t>{{</w:t>
+      </w:r>
+      <w:r>
+        <w:rPr>
+          <w:rFonts w:ascii="Courier New" w:hAnsi="Courier New" w:cs="Courier New"/>
+          <w:color w:val="CCCCCC"/>
+          <w:sz w:val="17"/>
+          <w:szCs w:val="17"/>
+        </w:rPr>
+        <w:t xml:space="preserve"> </w:t>
+      </w:r>
+      <w:proofErr w:type="spellStart"/>
+      <w:r>
+        <w:rPr>
+          <w:rFonts w:asciiTheme="majorBidi" w:hAnsiTheme="majorBidi" w:cstheme="majorBidi"/>
+          <w:sz w:val="24"/>
+          <w:szCs w:val="24"/>
+        </w:rPr>
+        <w:t>t_year.subjects</w:t>
+      </w:r>
+      <w:proofErr w:type="spellEnd"/>
+      <w:r>
+        <w:rPr>
+          <w:rFonts w:asciiTheme="majorBidi" w:hAnsiTheme="majorBidi" w:cstheme="majorBidi"/>
+          <w:sz w:val="24"/>
+          <w:szCs w:val="24"/>
+        </w:rPr>
+        <w:t xml:space="preserve">}} </w:t>
+      </w:r>
+      <w:r>
+        <w:rPr>
+          <w:rFonts w:asciiTheme="majorBidi" w:hAnsiTheme="majorBidi" w:cstheme="majorBidi" w:hint="cs"/>
+          <w:sz w:val="24"/>
+          <w:szCs w:val="24"/>
+          <w:rtl/>
+        </w:rPr>
+        <w:t xml:space="preserve"> ).</w:t>
+      </w:r>
+    </w:p>
+    <w:p>
+      <w:pPr>
+        <w:spacing w:line="240" w:lineRule="auto"/>
+        <w:rPr>
+          <w:rFonts w:asciiTheme="majorBidi" w:hAnsiTheme="majorBidi" w:cstheme="majorBidi"/>
+          <w:sz w:val="20"/>
+          <w:szCs w:val="20"/>
+          <w:lang w:bidi="ar-IQ"/>
+        </w:rPr>
+      </w:pPr>
+      <w:r>
+        <w:rPr>
+          <w:rFonts w:asciiTheme="majorBidi" w:hAnsiTheme="majorBidi" w:cs="Times New Roman"/>
+          <w:sz w:val="20"/>
+          <w:szCs w:val="20"/>
+          <w:rtl/>
+          <w:lang w:bidi="ar-IQ"/>
+        </w:rPr>
+        <w:t>{%</w:t>
+      </w:r>
+      <w:r>
+        <w:rPr>
+          <w:rFonts w:asciiTheme="majorBidi" w:hAnsiTheme="majorBidi" w:cstheme="majorBidi"/>
+          <w:sz w:val="20"/>
+          <w:szCs w:val="20"/>
+          <w:lang w:bidi="ar-IQ"/>
+        </w:rPr>
+        <w:t xml:space="preserve">p </w:t>
+      </w:r>
+      <w:proofErr w:type="spellStart"/>
+      <w:r>
+        <w:rPr>
+          <w:rFonts w:asciiTheme="majorBidi" w:hAnsiTheme="majorBidi" w:cstheme="majorBidi"/>
+          <w:sz w:val="20"/>
+          <w:szCs w:val="20"/>
+          <w:lang w:bidi="ar-IQ"/>
+        </w:rPr>
+        <w:t>endfor</w:t>
+      </w:r>
+      <w:proofErr w:type="spellEnd"/>
+      <w:r>
+        <w:rPr>
+          <w:rFonts w:asciiTheme="majorBidi" w:hAnsiTheme="majorBidi" w:cs="Times New Roman"/>
+          <w:sz w:val="20"/>
+          <w:szCs w:val="20"/>
+          <w:rtl/>
+          <w:lang w:bidi="ar-IQ"/>
+        </w:rPr>
+        <w:t xml:space="preserve"> %}</w:t>
+      </w:r>
+    </w:p>
+    <w:p>
+      <w:pPr>
+        <w:spacing w:line="240" w:lineRule="auto"/>
+        <w:rPr>
+          <w:rFonts w:asciiTheme="majorBidi" w:hAnsiTheme="majorBidi" w:cstheme="majorBidi"/>
+          <w:sz w:val="24"/>
+          <w:szCs w:val="24"/>
+          <w:lang w:bidi="ar-IQ"/>
+        </w:rPr>
+      </w:pPr>
+      <w:r>
+        <w:rPr>
+          <w:rFonts w:asciiTheme="majorBidi" w:hAnsiTheme="majorBidi" w:cs="Times New Roman"/>
+          <w:sz w:val="20"/>
+          <w:szCs w:val="20"/>
+          <w:rtl/>
+          <w:lang w:bidi="ar-IQ"/>
+        </w:rPr>
+        <w:t>{%</w:t>
+      </w:r>
+      <w:r>
+        <w:rPr>
+          <w:rFonts w:asciiTheme="majorBidi" w:hAnsiTheme="majorBidi" w:cstheme="majorBidi"/>
+          <w:sz w:val="20"/>
+          <w:szCs w:val="20"/>
+          <w:lang w:bidi="ar-IQ"/>
+        </w:rPr>
+        <w:t>p endif</w:t>
+      </w:r>
+      <w:r>
+        <w:rPr>
+          <w:rFonts w:asciiTheme="majorBidi" w:hAnsiTheme="majorBidi" w:cs="Times New Roman"/>
+          <w:sz w:val="20"/>
+          <w:szCs w:val="20"/>
+          <w:rtl/>
+          <w:lang w:bidi="ar-IQ"/>
+        </w:rPr>
+        <w:t xml:space="preserve"> %}</w:t>
       </w:r>
     </w:p>
     <w:p>
@@ -3682,6 +3003,74 @@
           <w:ilvl w:val="0"/>
           <w:numId w:val="29"/>
         </w:numPr>
+        <w:spacing w:line="240" w:lineRule="auto"/>
+        <w:rPr>
+          <w:rFonts w:asciiTheme="majorBidi" w:hAnsiTheme="majorBidi" w:cstheme="majorBidi"/>
+          <w:sz w:val="24"/>
+          <w:szCs w:val="24"/>
+          <w:rtl/>
+          <w:lang w:bidi="ar-IQ"/>
+        </w:rPr>
+      </w:pPr>
+      <w:r>
+        <w:rPr>
+          <w:rFonts w:asciiTheme="majorBidi" w:hAnsiTheme="majorBidi" w:cstheme="majorBidi"/>
+          <w:sz w:val="24"/>
+          <w:szCs w:val="24"/>
+          <w:rtl/>
+          <w:lang w:bidi="ar-IQ"/>
+        </w:rPr>
+        <w:t xml:space="preserve">الدراسة </w:t>
+      </w:r>
+      <w:r>
+        <w:rPr>
+          <w:rFonts w:asciiTheme="majorBidi" w:hAnsiTheme="majorBidi" w:cstheme="majorBidi" w:hint="cs"/>
+          <w:sz w:val="24"/>
+          <w:szCs w:val="24"/>
+          <w:rtl/>
+          <w:lang w:bidi="ar-IQ"/>
+        </w:rPr>
+        <w:t>ب</w:t>
+      </w:r>
+      <w:r>
+        <w:rPr>
+          <w:rFonts w:asciiTheme="majorBidi" w:hAnsiTheme="majorBidi" w:cstheme="majorBidi"/>
+          <w:sz w:val="24"/>
+          <w:szCs w:val="24"/>
+          <w:rtl/>
+          <w:lang w:bidi="ar-IQ"/>
+        </w:rPr>
+        <w:t>اللغة الإن</w:t>
+      </w:r>
+      <w:r>
+        <w:rPr>
+          <w:rFonts w:asciiTheme="majorBidi" w:hAnsiTheme="majorBidi" w:cstheme="majorBidi" w:hint="cs"/>
+          <w:sz w:val="24"/>
+          <w:szCs w:val="24"/>
+          <w:rtl/>
+          <w:lang w:bidi="ar-IQ"/>
+        </w:rPr>
+        <w:t>ك</w:t>
+      </w:r>
+      <w:r>
+        <w:rPr>
+          <w:rFonts w:asciiTheme="majorBidi" w:hAnsiTheme="majorBidi" w:cstheme="majorBidi"/>
+          <w:sz w:val="24"/>
+          <w:szCs w:val="24"/>
+          <w:rtl/>
+          <w:lang w:bidi="ar-IQ"/>
+        </w:rPr>
+        <w:t>ليزية.</w:t>
+      </w:r>
+    </w:p>
+    <w:p>
+      <w:pPr>
+        <w:pStyle w:val="ListParagraph"/>
+        <w:numPr>
+          <w:ilvl w:val="0"/>
+          <w:numId w:val="29"/>
+        </w:numPr>
+        <w:spacing w:line="240" w:lineRule="auto"/>
         <w:rPr>
           <w:rFonts w:asciiTheme="majorBidi" w:hAnsiTheme="majorBidi" w:cstheme="majorBidi"/>
           <w:sz w:val="24"/>
@@ -3714,7 +3103,7 @@
           <w:szCs w:val="24"/>
           <w:rtl/>
         </w:rPr>
-        <w:t xml:space="preserve"> خالية من الخدش والت</w:t>
+        <w:t xml:space="preserve"> خالية من ال</w:t>
       </w:r>
       <w:r>
         <w:rPr>
@@ -3723,7 +3112,25 @@
           <w:szCs w:val="24"/>
           <w:rtl/>
         </w:rPr>
-        <w:t>عديل</w:t>
+        <w:t>حك</w:t>
+      </w:r>
+      <w:r>
+        <w:rPr>
+          <w:rFonts w:asciiTheme="majorBidi" w:hAnsiTheme="majorBidi" w:cstheme="majorBidi"/>
+          <w:sz w:val="24"/>
+          <w:szCs w:val="24"/>
+          <w:rtl/>
+        </w:rPr>
+        <w:t xml:space="preserve"> وال</w:t>
+      </w:r>
+      <w:r>
+        <w:rPr>
+          <w:rFonts w:asciiTheme="majorBidi" w:hAnsiTheme="majorBidi" w:cstheme="majorBidi" w:hint="cs"/>
+          <w:sz w:val="24"/>
+          <w:szCs w:val="24"/>
+          <w:rtl/>
+        </w:rPr>
+        <w:t>شطب</w:t>
       </w:r>
       <w:r>
         <w:rPr>
@@ -3734,6 +3141,16 @@
         </w:rPr>
         <w:t>.</w:t>
       </w:r>
+    </w:p>
+    <w:p>
+      <w:pPr>
+        <w:rPr>
+          <w:rFonts w:asciiTheme="majorBidi" w:hAnsiTheme="majorBidi" w:cstheme="majorBidi"/>
+          <w:sz w:val="24"/>
+          <w:szCs w:val="24"/>
+          <w:lang w:bidi="ar-IQ"/>
+        </w:rPr>
+      </w:pPr>
     </w:p>
     <w:sectPr>
       <w:footerReference w:type="default" r:id="rId12"/>
@@ -3781,11 +3198,13 @@
       <w:bidi w:val="0"/>
       <w:jc w:val="center"/>
       <w:rPr>
+        <w:rFonts w:asciiTheme="majorBidi" w:hAnsiTheme="majorBidi" w:cstheme="majorBidi"/>
         <w:lang w:bidi="ar-IQ"/>
       </w:rPr>
     </w:pPr>
     <w:r>
       <w:rPr>
+        <w:rFonts w:asciiTheme="majorBidi" w:hAnsiTheme="majorBidi" w:cstheme="majorBidi"/>
         <w:rtl/>
         <w:lang w:bidi="ar-IQ"/>
       </w:rPr>
@@ -3793,6 +3212,7 @@
     </w:r>
     <w:r>
       <w:rPr>
+        <w:rFonts w:asciiTheme="majorBidi" w:hAnsiTheme="majorBidi" w:cstheme="majorBidi"/>
         <w:rtl/>
         <w:lang w:bidi="ar-IQ"/>
       </w:rPr>
@@ -3800,6 +3220,7 @@
     </w:r>
     <w:r>
       <w:rPr>
+        <w:rFonts w:asciiTheme="majorBidi" w:hAnsiTheme="majorBidi" w:cstheme="majorBidi"/>
         <w:rtl/>
         <w:lang w:bidi="ar-IQ"/>
       </w:rPr>
@@ -3807,18 +3228,77 @@
     </w:r>
     <w:r>
       <w:rPr>
+        <w:rFonts w:asciiTheme="majorBidi" w:hAnsiTheme="majorBidi" w:cstheme="majorBidi"/>
         <w:lang w:bidi="ar-IQ"/>
       </w:rPr>
-      <w:instrText>PAGE</w:instrText>
+      <w:instrText xml:space="preserve">PAGE </w:instrText>
     </w:r>
     <w:r>
       <w:rPr>
+        <w:rFonts w:asciiTheme="majorBidi" w:hAnsiTheme="majorBidi" w:cstheme="majorBidi"/>
+        <w:rtl/>
+        <w:lang w:bidi="ar-IQ"/>
+      </w:rPr>
+      <w:fldChar w:fldCharType="separate"/>
+    </w:r>
+    <w:r>
+      <w:rPr>
+        <w:rFonts w:asciiTheme="majorBidi" w:hAnsiTheme="majorBidi" w:cstheme="majorBidi"/>
+        <w:rtl/>
+        <w:lang w:bidi="ar-IQ"/>
+      </w:rPr>
+      <w:t>1</w:t>
+    </w:r>
+    <w:r>
+      <w:rPr>
+        <w:rFonts w:asciiTheme="majorBidi" w:hAnsiTheme="majorBidi" w:cstheme="majorBidi"/>
+        <w:rtl/>
+        <w:lang w:bidi="ar-IQ"/>
+      </w:rPr>
+      <w:fldChar w:fldCharType="end"/>
+    </w:r>
+    <w:r>
+      <w:rPr>
+        <w:rFonts w:asciiTheme="majorBidi" w:hAnsiTheme="majorBidi" w:cstheme="majorBidi"/>
+        <w:rtl/>
+        <w:lang w:bidi="ar-IQ"/>
+      </w:rPr>
+      <w:fldChar w:fldCharType="begin"/>
+    </w:r>
+    <w:r>
+      <w:rPr>
+        <w:rFonts w:asciiTheme="majorBidi" w:hAnsiTheme="majorBidi" w:cstheme="majorBidi"/>
+        <w:rtl/>
+        <w:lang w:bidi="ar-IQ"/>
+      </w:rPr>
+      <w:instrText xml:space="preserve"> = 1 - </w:instrText>
+    </w:r>
+    <w:r>
+      <w:rPr>
+        <w:rFonts w:asciiTheme="majorBidi" w:hAnsiTheme="majorBidi" w:cstheme="majorBidi"/>
+        <w:rtl/>
+        <w:lang w:bidi="ar-IQ"/>
+      </w:rPr>
+      <w:fldChar w:fldCharType="begin"/>
+    </w:r>
+    <w:r>
+      <w:rPr>
+        <w:rFonts w:asciiTheme="majorBidi" w:hAnsiTheme="majorBidi" w:cstheme="majorBidi"/>
+        <w:rtl/>
         <w:lang w:bidi="ar-IQ"/>
       </w:rPr>
       <w:instrText xml:space="preserve"> </w:instrText>
     </w:r>
     <w:r>
       <w:rPr>
+        <w:rFonts w:asciiTheme="majorBidi" w:hAnsiTheme="majorBidi" w:cstheme="majorBidi"/>
+        <w:lang w:bidi="ar-IQ"/>
+      </w:rPr>
+      <w:instrText xml:space="preserve">NUMPAGES </w:instrText>
+    </w:r>
+    <w:r>
+      <w:rPr>
+        <w:rFonts w:asciiTheme="majorBidi" w:hAnsiTheme="majorBidi" w:cstheme="majorBidi"/>
         <w:rtl/>
         <w:lang w:bidi="ar-IQ"/>
       </w:rPr>
@@ -3826,13 +3306,15 @@
     </w:r>
     <w:r>
       <w:rPr>
-        <w:rtl/>
+        <w:rFonts w:asciiTheme="majorBidi" w:hAnsiTheme="majorBidi" w:cstheme="majorBidi"/>
+        <w:noProof/>
         <w:lang w:bidi="ar-IQ"/>
       </w:rPr>
-      <w:t>1</w:t>
+      <w:instrText>2</w:instrText>
     </w:r>
     <w:r>
       <w:rPr>
+        <w:rFonts w:asciiTheme="majorBidi" w:hAnsiTheme="majorBidi" w:cstheme="majorBidi"/>
         <w:rtl/>
         <w:lang w:bidi="ar-IQ"/>
       </w:rPr>
@@ -3840,27 +3322,7 @@
     </w:r>
     <w:r>
       <w:rPr>
-        <w:rtl/>
-        <w:lang w:bidi="ar-IQ"/>
-      </w:rPr>
-      <w:fldChar w:fldCharType="begin"/>
-    </w:r>
-    <w:r>
-      <w:rPr>
-        <w:rtl/>
-        <w:lang w:bidi="ar-IQ"/>
-      </w:rPr>
-      <w:instrText xml:space="preserve"> = 1 - </w:instrText>
-    </w:r>
-    <w:r>
-      <w:rPr>
-        <w:rtl/>
-        <w:lang w:bidi="ar-IQ"/>
-      </w:rPr>
-      <w:fldChar w:fldCharType="begin"/>
-    </w:r>
-    <w:r>
-      <w:rPr>
+        <w:rFonts w:asciiTheme="majorBidi" w:hAnsiTheme="majorBidi" w:cstheme="majorBidi"/>
         <w:rtl/>
         <w:lang w:bidi="ar-IQ"/>
       </w:rPr>
@@ -3868,18 +3330,7 @@
     </w:r>
     <w:r>
       <w:rPr>
-        <w:lang w:bidi="ar-IQ"/>
-      </w:rPr>
-      <w:instrText>NUMPAGES</w:instrText>
-    </w:r>
-    <w:r>
-      <w:rPr>
-        <w:lang w:bidi="ar-IQ"/>
-      </w:rPr>
-      <w:instrText xml:space="preserve"> </w:instrText>
-    </w:r>
-    <w:r>
-      <w:rPr>
+        <w:rFonts w:asciiTheme="majorBidi" w:hAnsiTheme="majorBidi" w:cstheme="majorBidi"/>
         <w:rtl/>
         <w:lang w:bidi="ar-IQ"/>
       </w:rPr>
@@ -3887,13 +3338,16 @@
     </w:r>
     <w:r>
       <w:rPr>
+        <w:rFonts w:asciiTheme="majorBidi" w:hAnsiTheme="majorBidi" w:cstheme="majorBidi"/>
         <w:noProof/>
+        <w:rtl/>
         <w:lang w:bidi="ar-IQ"/>
       </w:rPr>
-      <w:instrText>2</w:instrText>
+      <w:t>-1</w:t>
     </w:r>
     <w:r>
       <w:rPr>
+        <w:rFonts w:asciiTheme="majorBidi" w:hAnsiTheme="majorBidi" w:cstheme="majorBidi"/>
         <w:rtl/>
         <w:lang w:bidi="ar-IQ"/>
       </w:rPr>
@@ -3901,35 +3355,7 @@
     </w:r>
     <w:r>
       <w:rPr>
-        <w:rtl/>
-        <w:lang w:bidi="ar-IQ"/>
-      </w:rPr>
-      <w:instrText xml:space="preserve"> </w:instrText>
-    </w:r>
-    <w:r>
-      <w:rPr>
-        <w:rtl/>
-        <w:lang w:bidi="ar-IQ"/>
-      </w:rPr>
-      <w:fldChar w:fldCharType="separate"/>
-    </w:r>
-    <w:r>
-      <w:rPr>
-        <w:noProof/>
-        <w:rtl/>
-        <w:lang w:bidi="ar-IQ"/>
-      </w:rPr>
-      <w:t>-1</w:t>
-    </w:r>
-    <w:r>
-      <w:rPr>
-        <w:rtl/>
-        <w:lang w:bidi="ar-IQ"/>
-      </w:rPr>
-      <w:fldChar w:fldCharType="end"/>
-    </w:r>
-    <w:r>
-      <w:rPr>
+        <w:rFonts w:asciiTheme="majorBidi" w:hAnsiTheme="majorBidi" w:cstheme="majorBidi"/>
         <w:rtl/>
         <w:lang w:bidi="ar-IQ"/>
       </w:rPr>
@@ -4554,7 +3980,7 @@
   <w:abstractNum w:abstractNumId="3" w15:restartNumberingAfterBreak="0">
     <w:nsid w:val="0704594E"/>
     <w:multiLevelType w:val="hybridMultilevel"/>
-    <w:tmpl w:val="3734357C"/>
+    <w:tmpl w:val="8B62BF86"/>
     <w:lvl w:ilvl="0" w:tplc="04090001">
       <w:start w:val="1"/>
       <w:numFmt w:val="bullet"/>
@@ -4567,7 +3993,7 @@
         <w:rFonts w:ascii="Symbol" w:hAnsi="Symbol" w:hint="default"/>
       </w:rPr>
     </w:lvl>
-    <w:lvl w:ilvl="1" w:tplc="04090003" w:tentative="1">
+    <w:lvl w:ilvl="1" w:tplc="04090003">
       <w:start w:val="1"/>
       <w:numFmt w:val="bullet"/>
       <w:lvlText w:val="o"/>
@@ -7538,7 +6964,7 @@
   <w:style w:type="paragraph" w:default="1" w:styleId="Normal">
     <w:name w:val="Normal"/>
     <w:qFormat/>
-    <w:rsid w:val="00B25239"/>
+    <w:rsid w:val="003F1A04"/>
     <w:pPr>
       <w:bidi/>
       <w:spacing w:after="200" w:line="276" w:lineRule="auto"/>

--- a/templets/year - Temp - Ar.docx
+++ b/templets/year - Temp - Ar.docx
@@ -405,6 +405,79 @@
               </w:rPr>
               <w:t>}}</w:t>
             </w:r>
+          </w:p>
+        </w:tc>
+      </w:tr>
+      <w:tr>
+        <w:tc>
+          <w:tcPr>
+            <w:tcW w:w="6155" w:type="dxa"/>
+            <w:gridSpan w:val="2"/>
+          </w:tcPr>
+          <w:p>
+            <w:pPr>
+              <w:keepNext/>
+              <w:spacing w:after="0" w:line="240" w:lineRule="auto"/>
+              <w:rPr>
+                <w:rFonts w:asciiTheme="minorBidi" w:hAnsiTheme="minorBidi" w:cstheme="minorBidi"/>
+                <w:sz w:val="24"/>
+                <w:szCs w:val="24"/>
+                <w:rtl/>
+              </w:rPr>
+            </w:pPr>
+            <w:r>
+              <w:rPr>
+                <w:rFonts w:asciiTheme="minorBidi" w:hAnsiTheme="minorBidi" w:cstheme="minorBidi"/>
+                <w:sz w:val="24"/>
+                <w:szCs w:val="24"/>
+                <w:rtl/>
+              </w:rPr>
+              <w:t xml:space="preserve">الرقم الوطني: </w:t>
+            </w:r>
+            <w:r>
+              <w:rPr>
+                <w:rFonts w:asciiTheme="minorBidi" w:hAnsiTheme="minorBidi" w:cstheme="minorBidi"/>
+                <w:sz w:val="24"/>
+                <w:szCs w:val="24"/>
+              </w:rPr>
+              <w:t>{{</w:t>
+            </w:r>
+            <w:proofErr w:type="spellStart"/>
+            <w:r>
+              <w:rPr>
+                <w:rFonts w:asciiTheme="minorBidi" w:hAnsiTheme="minorBidi" w:cstheme="minorBidi"/>
+                <w:sz w:val="24"/>
+                <w:szCs w:val="24"/>
+              </w:rPr>
+              <w:t>national_id</w:t>
+            </w:r>
+            <w:proofErr w:type="spellEnd"/>
+            <w:r>
+              <w:rPr>
+                <w:rFonts w:asciiTheme="minorBidi" w:hAnsiTheme="minorBidi" w:cstheme="minorBidi"/>
+                <w:sz w:val="24"/>
+                <w:szCs w:val="24"/>
+              </w:rPr>
+              <w:t>}}</w:t>
+            </w:r>
+          </w:p>
+        </w:tc>
+        <w:tc>
+          <w:tcPr>
+            <w:tcW w:w="4311" w:type="dxa"/>
+            <w:gridSpan w:val="3"/>
+          </w:tcPr>
+          <w:p>
+            <w:pPr>
+              <w:keepNext/>
+              <w:spacing w:after="0" w:line="240" w:lineRule="auto"/>
+              <w:rPr>
+                <w:rFonts w:asciiTheme="minorBidi" w:hAnsiTheme="minorBidi" w:cstheme="minorBidi" w:hint="cs"/>
+                <w:sz w:val="24"/>
+                <w:szCs w:val="24"/>
+                <w:rtl/>
+              </w:rPr>
+            </w:pPr>
           </w:p>
         </w:tc>
       </w:tr>
@@ -6977,7 +7050,6 @@
   <w:style w:type="character" w:default="1" w:styleId="DefaultParagraphFont">
     <w:name w:val="Default Paragraph Font"/>
     <w:uiPriority w:val="1"/>
-    <w:semiHidden/>
     <w:unhideWhenUsed/>
   </w:style>
   <w:style w:type="table" w:default="1" w:styleId="TableNormal">
